--- a/대본/8부/12화_Tom_Calls.docx
+++ b/대본/8부/12화_Tom_Calls.docx
@@ -2,7 +2,7 @@
 <file path=word/document.xml><?xml version="1.0" encoding="utf-8"?>
 <w:document xmlns:w="http://schemas.openxmlformats.org/wordprocessingml/2006/main" xmlns:m="http://schemas.openxmlformats.org/officeDocument/2006/math" xmlns:r="http://schemas.openxmlformats.org/officeDocument/2006/relationships" xmlns:o="urn:schemas-microsoft-com:office:office" xmlns:v="urn:schemas-microsoft-com:vml" xmlns:w10="urn:schemas-microsoft-com:office:word" xmlns:a="http://schemas.openxmlformats.org/drawingml/2006/main" xmlns:pic="http://schemas.openxmlformats.org/drawingml/2006/picture" xmlns:wp="http://schemas.openxmlformats.org/drawingml/2006/wordprocessingDrawing">
   <w:body>
-    <w:bookmarkStart w:id="32" w:name="ship-it-8부-12화"/>
+    <w:bookmarkStart w:id="38" w:name="ship-it-8부-12화"/>
     <w:p>
       <w:pPr>
         <w:pStyle w:val="Heading1"/>
@@ -582,44 +582,23 @@
     </w:p>
     <w:p>
       <w:pPr>
-        <w:numPr>
-          <w:ilvl w:val="0"/>
-          <w:numId w:val="1001"/>
-        </w:numPr>
+        <w:pStyle w:val="FirstParagraph"/>
       </w:pPr>
       <w:r>
         <w:t xml:space="preserve">RUTH: Have you seen it? Castellan announced its new aesthetics leadership this morning. Tom Brennan isn’t on the list.</w:t>
       </w:r>
-      <w:r>
-        <w:t xml:space="preserve"> </w:t>
-      </w:r>
-      <w:r>
-        <w:t xml:space="preserve">루스: 봤어요? 캐슬런이 오늘 아침 새 에스테틱 경영진을 발표했어요. 톰 브레넌이 명단에 없어요.</w:t>
-      </w:r>
-    </w:p>
-    <w:p>
-      <w:pPr>
-        <w:numPr>
-          <w:ilvl w:val="0"/>
-          <w:numId w:val="1001"/>
-        </w:numPr>
+    </w:p>
+    <w:p>
+      <w:pPr>
+        <w:pStyle w:val="BodyText"/>
       </w:pPr>
       <w:r>
         <w:t xml:space="preserve">NOAH: Not on the list. Meaning?</w:t>
       </w:r>
-      <w:r>
-        <w:t xml:space="preserve"> </w:t>
-      </w:r>
-      <w:r>
-        <w:t xml:space="preserve">노아: 명단에 없다. 그 말은?</w:t>
-      </w:r>
-    </w:p>
-    <w:p>
-      <w:pPr>
-        <w:numPr>
-          <w:ilvl w:val="0"/>
-          <w:numId w:val="1001"/>
-        </w:numPr>
+    </w:p>
+    <w:p>
+      <w:pPr>
+        <w:pStyle w:val="BodyText"/>
       </w:pPr>
       <w:r>
         <w:t xml:space="preserve">RUTH: Meaning</w:t>
@@ -642,11 +621,45 @@
       <w:r>
         <w:t xml:space="preserve">Three weeks after the deal closed.</w:t>
       </w:r>
-      <w:r>
-        <w:t xml:space="preserve"> </w:t>
-      </w:r>
-      <w:r>
-        <w:t xml:space="preserve">루스:</w:t>
+    </w:p>
+    <w:p>
+      <w:pPr>
+        <w:pStyle w:val="BodyText"/>
+      </w:pPr>
+      <w:r>
+        <w:t xml:space="preserve">NOAH: A whole career at Halvern. Three weeks at Castellan.</w:t>
+      </w:r>
+    </w:p>
+    <w:p>
+      <w:pPr>
+        <w:pStyle w:val="BodyText"/>
+      </w:pPr>
+      <w:r>
+        <w:t xml:space="preserve">RUTH: That’s how big companies digest small ones. Quickly, and without chewing.</w:t>
+      </w:r>
+    </w:p>
+    <w:p>
+      <w:pPr>
+        <w:pStyle w:val="BodyText"/>
+      </w:pPr>
+      <w:r>
+        <w:t xml:space="preserve">NOAH: My phone. A text. From Tom.</w:t>
+      </w:r>
+    </w:p>
+    <w:p>
+      <w:pPr>
+        <w:pStyle w:val="BodyText"/>
+      </w:pPr>
+      <w:r>
+        <w:t xml:space="preserve">RUTH: Read it. Or don’t. Your choice.</w:t>
+      </w:r>
+    </w:p>
+    <w:p>
+      <w:pPr>
+        <w:pStyle w:val="BodyText"/>
+      </w:pPr>
+      <w:r>
+        <w:t xml:space="preserve">NOAH:</w:t>
       </w:r>
       <w:r>
         <w:t xml:space="preserve"> </w:t>
@@ -655,241 +668,66 @@
         <w:t xml:space="preserve">“</w:t>
       </w:r>
       <w:r>
-        <w:t xml:space="preserve">브레넌 씨는 다른 기회를 찾아 떠날 예정</w:t>
+        <w:t xml:space="preserve">BBQ? Your city. My treat. For advice. Only advice. —T.</w:t>
       </w:r>
       <w:r>
         <w:t xml:space="preserve">”</w:t>
       </w:r>
-      <w:r>
-        <w:t xml:space="preserve">이라는 뜻이죠. 거래 완료 3주 만에.</w:t>
-      </w:r>
-    </w:p>
-    <w:p>
-      <w:pPr>
-        <w:numPr>
-          <w:ilvl w:val="0"/>
-          <w:numId w:val="1001"/>
-        </w:numPr>
-      </w:pPr>
-      <w:r>
-        <w:t xml:space="preserve">NOAH: A whole career at Halvern. Three weeks at Castellan.</w:t>
-      </w:r>
-      <w:r>
-        <w:t xml:space="preserve"> </w:t>
-      </w:r>
-      <w:r>
-        <w:t xml:space="preserve">노아: 할번에서 커리어 전부. 캐슬런에서 3주.</w:t>
-      </w:r>
-    </w:p>
-    <w:p>
-      <w:pPr>
-        <w:numPr>
-          <w:ilvl w:val="0"/>
-          <w:numId w:val="1001"/>
-        </w:numPr>
-      </w:pPr>
-      <w:r>
-        <w:t xml:space="preserve">RUTH: That’s how big companies digest small ones. Quickly, and without chewing.</w:t>
-      </w:r>
-      <w:r>
-        <w:t xml:space="preserve"> </w:t>
-      </w:r>
-      <w:r>
-        <w:t xml:space="preserve">루스: 큰 회사가 작은 회사를 소화하는 방식이죠. 빨리, 씹지도 않고.</w:t>
-      </w:r>
-    </w:p>
-    <w:p>
-      <w:pPr>
-        <w:numPr>
-          <w:ilvl w:val="0"/>
-          <w:numId w:val="1001"/>
-        </w:numPr>
-      </w:pPr>
-      <w:r>
-        <w:t xml:space="preserve">NOAH: My phone. A text. From Tom.</w:t>
-      </w:r>
-      <w:r>
-        <w:t xml:space="preserve"> </w:t>
-      </w:r>
-      <w:r>
-        <w:t xml:space="preserve">노아: 휴대폰. 문자예요. 톰한테서.</w:t>
-      </w:r>
-    </w:p>
-    <w:p>
-      <w:pPr>
-        <w:numPr>
-          <w:ilvl w:val="0"/>
-          <w:numId w:val="1001"/>
-        </w:numPr>
-      </w:pPr>
-      <w:r>
-        <w:t xml:space="preserve">RUTH: Read it. Or don’t. Your choice.</w:t>
-      </w:r>
-      <w:r>
-        <w:t xml:space="preserve"> </w:t>
-      </w:r>
-      <w:r>
-        <w:t xml:space="preserve">루스: 읽어요. 아니면 말고요. 당신 선택이에요.</w:t>
-      </w:r>
-    </w:p>
-    <w:p>
-      <w:pPr>
-        <w:numPr>
-          <w:ilvl w:val="0"/>
-          <w:numId w:val="1001"/>
-        </w:numPr>
-      </w:pPr>
-      <w:r>
-        <w:t xml:space="preserve">NOAH:</w:t>
-      </w:r>
-      <w:r>
-        <w:t xml:space="preserve"> </w:t>
-      </w:r>
-      <w:r>
-        <w:t xml:space="preserve">“</w:t>
-      </w:r>
-      <w:r>
-        <w:t xml:space="preserve">BBQ? Your city. My treat. For advice. Only advice. —T.</w:t>
-      </w:r>
-      <w:r>
-        <w:t xml:space="preserve">”</w:t>
-      </w:r>
-      <w:r>
-        <w:t xml:space="preserve"> </w:t>
-      </w:r>
-      <w:r>
-        <w:t xml:space="preserve">노아:</w:t>
-      </w:r>
-      <w:r>
-        <w:t xml:space="preserve"> </w:t>
-      </w:r>
-      <w:r>
-        <w:t xml:space="preserve">“</w:t>
-      </w:r>
-      <w:r>
-        <w:t xml:space="preserve">바비큐? 너희 도시. 내가 살게. 조언만. 오직 조언만. —T.</w:t>
-      </w:r>
-      <w:r>
-        <w:t xml:space="preserve">”</w:t>
-      </w:r>
-    </w:p>
-    <w:p>
-      <w:pPr>
-        <w:numPr>
-          <w:ilvl w:val="0"/>
-          <w:numId w:val="1001"/>
-        </w:numPr>
+    </w:p>
+    <w:p>
+      <w:pPr>
+        <w:pStyle w:val="BodyText"/>
       </w:pPr>
       <w:r>
         <w:t xml:space="preserve">ELENA: Advice. From the man who tried to buy us twice and hired Hannah out from under us.</w:t>
       </w:r>
-      <w:r>
-        <w:t xml:space="preserve"> </w:t>
-      </w:r>
-      <w:r>
-        <w:t xml:space="preserve">엘레나: 조언. 우릴 두 번 사려 했고 해나를 가로채 간 사람한테서.</w:t>
-      </w:r>
-    </w:p>
-    <w:p>
-      <w:pPr>
-        <w:numPr>
-          <w:ilvl w:val="0"/>
-          <w:numId w:val="1001"/>
-        </w:numPr>
+    </w:p>
+    <w:p>
+      <w:pPr>
+        <w:pStyle w:val="BodyText"/>
       </w:pPr>
       <w:r>
         <w:t xml:space="preserve">NOAH: He’s asking for advice. Not giving it.</w:t>
       </w:r>
-      <w:r>
-        <w:t xml:space="preserve"> </w:t>
-      </w:r>
-      <w:r>
-        <w:t xml:space="preserve">노아: 조언을 구하는 거예요. 주는 게 아니라.</w:t>
-      </w:r>
-    </w:p>
-    <w:p>
-      <w:pPr>
-        <w:numPr>
-          <w:ilvl w:val="0"/>
-          <w:numId w:val="1001"/>
-        </w:numPr>
+    </w:p>
+    <w:p>
+      <w:pPr>
+        <w:pStyle w:val="BodyText"/>
       </w:pPr>
       <w:r>
         <w:t xml:space="preserve">ELENA: …That’s new.</w:t>
       </w:r>
-      <w:r>
-        <w:t xml:space="preserve"> </w:t>
-      </w:r>
-      <w:r>
-        <w:t xml:space="preserve">엘레나: …그건 새롭네요.</w:t>
-      </w:r>
-    </w:p>
-    <w:p>
-      <w:pPr>
-        <w:numPr>
-          <w:ilvl w:val="0"/>
-          <w:numId w:val="1001"/>
-        </w:numPr>
+    </w:p>
+    <w:p>
+      <w:pPr>
+        <w:pStyle w:val="BodyText"/>
       </w:pPr>
       <w:r>
         <w:t xml:space="preserve">DIANE: If you go, three rules. Don’t ask about Castellan. Don’t accept any document. And if he starts telling you confidential things, stop him politely, and tell me everything afterwards, word for word.</w:t>
       </w:r>
-      <w:r>
-        <w:t xml:space="preserve"> </w:t>
-      </w:r>
-      <w:r>
-        <w:t xml:space="preserve">다이앤: 간다면 세 가지 규칙. 캐슬런에 대해 묻지 마요. 어떤 문서도 받지 마요. 그리고 그가 기밀을 말하기 시작하면 정중하게 멈추게 하고, 나중에 나한테 전부, 한 마디도 빼지 말고 말해요.</w:t>
-      </w:r>
-    </w:p>
-    <w:p>
-      <w:pPr>
-        <w:numPr>
-          <w:ilvl w:val="0"/>
-          <w:numId w:val="1001"/>
-        </w:numPr>
+    </w:p>
+    <w:p>
+      <w:pPr>
+        <w:pStyle w:val="BodyText"/>
       </w:pPr>
       <w:r>
         <w:t xml:space="preserve">NOAH: You sound like Su-jin at an FDA inspection.</w:t>
       </w:r>
-      <w:r>
-        <w:t xml:space="preserve"> </w:t>
-      </w:r>
-      <w:r>
-        <w:t xml:space="preserve">노아: FDA 실사 때 수진 씨처럼 말하네요.</w:t>
-      </w:r>
-    </w:p>
-    <w:p>
-      <w:pPr>
-        <w:numPr>
-          <w:ilvl w:val="0"/>
-          <w:numId w:val="1001"/>
-        </w:numPr>
+    </w:p>
+    <w:p>
+      <w:pPr>
+        <w:pStyle w:val="BodyText"/>
       </w:pPr>
       <w:r>
         <w:t xml:space="preserve">DIANE: Su-jin learned from someone. Go on Wednesday. Take a notebook, and an appetite.</w:t>
       </w:r>
-      <w:r>
-        <w:t xml:space="preserve"> </w:t>
-      </w:r>
-      <w:r>
-        <w:t xml:space="preserve">다이앤: 수진 씨도 누군가한테서 배웠죠. 수요일에 가요. 수첩과 식욕을 챙겨서.</w:t>
-      </w:r>
-    </w:p>
-    <w:p>
-      <w:pPr>
-        <w:numPr>
-          <w:ilvl w:val="0"/>
-          <w:numId w:val="1001"/>
-        </w:numPr>
+    </w:p>
+    <w:p>
+      <w:pPr>
+        <w:pStyle w:val="BodyText"/>
       </w:pPr>
       <w:r>
         <w:t xml:space="preserve">NOAH: Tell him yes. Rudy’s, on East Eleventh. Eleven o’clock. And tell him about the line.</w:t>
-      </w:r>
-      <w:r>
-        <w:t xml:space="preserve"> </w:t>
-      </w:r>
-      <w:r>
-        <w:t xml:space="preserve">노아: 좋다고 해 줘요. 이스트 11번가 루디네. 11시. 그리고 줄 얘기도 해 줘요.</w:t>
       </w:r>
     </w:p>
     <w:bookmarkEnd w:id="21"/>
@@ -904,78 +742,39 @@
     </w:p>
     <w:p>
       <w:pPr>
-        <w:numPr>
-          <w:ilvl w:val="0"/>
-          <w:numId w:val="1002"/>
-        </w:numPr>
+        <w:pStyle w:val="FirstParagraph"/>
       </w:pPr>
       <w:r>
         <w:t xml:space="preserve">TOM: Noah. I’ve been in this line since nine. Two hours. I’ve never waited in line for anything in my life.</w:t>
       </w:r>
-      <w:r>
-        <w:t xml:space="preserve"> </w:t>
-      </w:r>
-      <w:r>
-        <w:t xml:space="preserve">톰: 노아. 9시부터 이 줄에 서 있었어. 두 시간. 평생 뭘 기다리며 줄 서 본 적이 없어.</w:t>
-      </w:r>
-    </w:p>
-    <w:p>
-      <w:pPr>
-        <w:numPr>
-          <w:ilvl w:val="0"/>
-          <w:numId w:val="1002"/>
-        </w:numPr>
+    </w:p>
+    <w:p>
+      <w:pPr>
+        <w:pStyle w:val="BodyText"/>
       </w:pPr>
       <w:r>
         <w:t xml:space="preserve">NOAH: Welcome to Austin. Rudy doesn’t take reservations. Not even from presidents.</w:t>
       </w:r>
-      <w:r>
-        <w:t xml:space="preserve"> </w:t>
-      </w:r>
-      <w:r>
-        <w:t xml:space="preserve">노아: 오스틴에 온 걸 환영해요. 루디는 예약을 안 받아요. 대통령도요.</w:t>
-      </w:r>
-    </w:p>
-    <w:p>
-      <w:pPr>
-        <w:numPr>
-          <w:ilvl w:val="0"/>
-          <w:numId w:val="1002"/>
-        </w:numPr>
+    </w:p>
+    <w:p>
+      <w:pPr>
+        <w:pStyle w:val="BodyText"/>
       </w:pPr>
       <w:r>
         <w:t xml:space="preserve">TOM: I’m not a president anymore. Of anything.</w:t>
       </w:r>
-      <w:r>
-        <w:t xml:space="preserve"> </w:t>
-      </w:r>
-      <w:r>
-        <w:t xml:space="preserve">톰: 난 더 이상 사장이 아니야. 어디에서도.</w:t>
-      </w:r>
-    </w:p>
-    <w:p>
-      <w:pPr>
-        <w:numPr>
-          <w:ilvl w:val="0"/>
-          <w:numId w:val="1002"/>
-        </w:numPr>
+    </w:p>
+    <w:p>
+      <w:pPr>
+        <w:pStyle w:val="BodyText"/>
       </w:pPr>
       <w:r>
         <w:t xml:space="preserve">NOAH: I heard. I’m sorry, Tom.</w:t>
       </w:r>
-      <w:r>
-        <w:t xml:space="preserve"> </w:t>
-      </w:r>
-      <w:r>
-        <w:t xml:space="preserve">노아: 들었어요. 유감이에요, 톰.</w:t>
-      </w:r>
-    </w:p>
-    <w:p>
-      <w:pPr>
-        <w:numPr>
-          <w:ilvl w:val="0"/>
-          <w:numId w:val="1002"/>
-        </w:numPr>
+    </w:p>
+    <w:p>
+      <w:pPr>
+        <w:pStyle w:val="BodyText"/>
       </w:pPr>
       <w:r>
         <w:t xml:space="preserve">TOM: Don’t be. Well, be a little. It was a video call. Eleven minutes. A vice president from Castellan, thirty-four years old, reading from a screen. At the end, he said,</w:t>
@@ -998,11 +797,141 @@
       <w:r>
         <w:t xml:space="preserve">And I realized I’d said that exact sentence to you, over dinner, two years ago.</w:t>
       </w:r>
-      <w:r>
-        <w:t xml:space="preserve"> </w:t>
-      </w:r>
-      <w:r>
-        <w:t xml:space="preserve">톰: 그러지 마. 음, 조금은 해도 돼. 화상 통화였어. 11분. 캐슬런 부사장, 서른네 살, 화면을 보고 읽더군. 끝에</w:t>
+    </w:p>
+    <w:p>
+      <w:pPr>
+        <w:pStyle w:val="BodyText"/>
+      </w:pPr>
+      <w:r>
+        <w:t xml:space="preserve">NOAH: You did. At Larkspur. With a very expensive wine.</w:t>
+      </w:r>
+    </w:p>
+    <w:p>
+      <w:pPr>
+        <w:pStyle w:val="BodyText"/>
+      </w:pPr>
+      <w:r>
+        <w:t xml:space="preserve">TOM: How did it feel? Hearing it?</w:t>
+      </w:r>
+    </w:p>
+    <w:p>
+      <w:pPr>
+        <w:pStyle w:val="BodyText"/>
+      </w:pPr>
+      <w:r>
+        <w:t xml:space="preserve">NOAH: Like someone had decided my company was a spreadsheet.</w:t>
+      </w:r>
+    </w:p>
+    <w:p>
+      <w:pPr>
+        <w:pStyle w:val="BodyText"/>
+      </w:pPr>
+      <w:r>
+        <w:t xml:space="preserve">TOM: Yes. That’s exactly how it felt.</w:t>
+      </w:r>
+    </w:p>
+    <w:p>
+      <w:pPr>
+        <w:pStyle w:val="BodyText"/>
+      </w:pPr>
+      <w:r>
+        <w:t xml:space="preserve">RUDY: Next! Gentlemen, what’ll it be?</w:t>
+      </w:r>
+    </w:p>
+    <w:p>
+      <w:pPr>
+        <w:pStyle w:val="BodyText"/>
+      </w:pPr>
+      <w:r>
+        <w:t xml:space="preserve">TOM: Everything. Brisket, ribs, sausage. And whatever he’s having.</w:t>
+      </w:r>
+    </w:p>
+    <w:p>
+      <w:pPr>
+        <w:pStyle w:val="BodyText"/>
+      </w:pPr>
+      <w:r>
+        <w:t xml:space="preserve">NOAH: Brisket, lean, half a pound. And the beans. Thanks, Rudy.</w:t>
+      </w:r>
+    </w:p>
+    <w:p>
+      <w:pPr>
+        <w:pStyle w:val="BodyText"/>
+      </w:pPr>
+      <w:r>
+        <w:t xml:space="preserve">RUDY: Noah, you never bring guests. Who’s this?</w:t>
+      </w:r>
+    </w:p>
+    <w:p>
+      <w:pPr>
+        <w:pStyle w:val="BodyText"/>
+      </w:pPr>
+      <w:r>
+        <w:t xml:space="preserve">NOAH: An old competitor. He’s paying.</w:t>
+      </w:r>
+    </w:p>
+    <w:p>
+      <w:pPr>
+        <w:pStyle w:val="BodyText"/>
+      </w:pPr>
+      <w:r>
+        <w:t xml:space="preserve">RUDY: Then he gets extra sauce. Competitors need it.</w:t>
+      </w:r>
+    </w:p>
+    <w:p>
+      <w:pPr>
+        <w:pStyle w:val="BodyText"/>
+      </w:pPr>
+      <w:r>
+        <w:t xml:space="preserve">TOM: Your city has strange customs.</w:t>
+      </w:r>
+    </w:p>
+    <w:p>
+      <w:pPr>
+        <w:pStyle w:val="BodyText"/>
+      </w:pPr>
+      <w:r>
+        <w:t xml:space="preserve">NOAH: Tom, before we sit down. My lawyer gave me rules. I can’t hear anything about Castellan that isn’t public.</w:t>
+      </w:r>
+    </w:p>
+    <w:p>
+      <w:pPr>
+        <w:pStyle w:val="BodyText"/>
+      </w:pPr>
+      <w:r>
+        <w:t xml:space="preserve">TOM: Diane. Of course. Tell her I’ve signed a confidentiality agreement thicker than this brisket. I won’t test it.</w:t>
+      </w:r>
+    </w:p>
+    <w:p>
+      <w:pPr>
+        <w:pStyle w:val="BodyText"/>
+      </w:pPr>
+      <w:r>
+        <w:t xml:space="preserve">NOAH: Then what’s the advice you need?</w:t>
+      </w:r>
+    </w:p>
+    <w:p>
+      <w:pPr>
+        <w:pStyle w:val="BodyText"/>
+      </w:pPr>
+      <w:r>
+        <w:t xml:space="preserve">TOM: I have three offers. A private equity fund wants me as an operating partner. A Chinese filler company wants me to run their American launch. And Castellan wants to pay me as a consultant, so I don’t go to either of the others.</w:t>
+      </w:r>
+    </w:p>
+    <w:p>
+      <w:pPr>
+        <w:pStyle w:val="BodyText"/>
+      </w:pPr>
+      <w:r>
+        <w:t xml:space="preserve">NOAH: They’re paying you not to compete.</w:t>
+      </w:r>
+    </w:p>
+    <w:p>
+      <w:pPr>
+        <w:pStyle w:val="BodyText"/>
+      </w:pPr>
+      <w:r>
+        <w:t xml:space="preserve">TOM: They call it</w:t>
       </w:r>
       <w:r>
         <w:t xml:space="preserve"> </w:t>
@@ -1011,296 +940,120 @@
         <w:t xml:space="preserve">“</w:t>
       </w:r>
       <w:r>
-        <w:t xml:space="preserve">개인적인 감정은 없어요, 톰. 그냥 비즈니스예요</w:t>
+        <w:t xml:space="preserve">transition support.</w:t>
       </w:r>
       <w:r>
         <w:t xml:space="preserve">”</w:t>
       </w:r>
       <w:r>
-        <w:t xml:space="preserve">라고 했어. 그리고 깨달았지. 2년 전 저녁 자리에서 내가 너한테 똑같은 문장을 했다는 걸.</w:t>
-      </w:r>
-    </w:p>
-    <w:p>
-      <w:pPr>
-        <w:numPr>
-          <w:ilvl w:val="0"/>
-          <w:numId w:val="1002"/>
-        </w:numPr>
-      </w:pPr>
-      <w:r>
-        <w:t xml:space="preserve">NOAH: You did. At Larkspur. With a very expensive wine.</w:t>
-      </w:r>
-      <w:r>
-        <w:t xml:space="preserve"> </w:t>
-      </w:r>
-      <w:r>
-        <w:t xml:space="preserve">노아: 했죠. 라크스퍼에서. 아주 비싼 와인과 함께.</w:t>
-      </w:r>
-    </w:p>
-    <w:p>
-      <w:pPr>
-        <w:numPr>
-          <w:ilvl w:val="0"/>
-          <w:numId w:val="1002"/>
-        </w:numPr>
-      </w:pPr>
-      <w:r>
-        <w:t xml:space="preserve">TOM: How did it feel? Hearing it?</w:t>
-      </w:r>
-      <w:r>
-        <w:t xml:space="preserve"> </w:t>
-      </w:r>
-      <w:r>
-        <w:t xml:space="preserve">톰: 어떤 기분이었어? 그 말을 듣는 게?</w:t>
-      </w:r>
-    </w:p>
-    <w:p>
-      <w:pPr>
-        <w:numPr>
-          <w:ilvl w:val="0"/>
-          <w:numId w:val="1002"/>
-        </w:numPr>
-      </w:pPr>
-      <w:r>
-        <w:t xml:space="preserve">NOAH: Like someone had decided my company was a spreadsheet.</w:t>
-      </w:r>
-      <w:r>
-        <w:t xml:space="preserve"> </w:t>
-      </w:r>
-      <w:r>
-        <w:t xml:space="preserve">노아: 누군가 내 회사를 스프레드시트로 결정해 버린 기분이었어요.</w:t>
-      </w:r>
-    </w:p>
-    <w:p>
-      <w:pPr>
-        <w:numPr>
-          <w:ilvl w:val="0"/>
-          <w:numId w:val="1002"/>
-        </w:numPr>
-      </w:pPr>
-      <w:r>
-        <w:t xml:space="preserve">TOM: Yes. That’s exactly how it felt.</w:t>
-      </w:r>
-      <w:r>
-        <w:t xml:space="preserve"> </w:t>
-      </w:r>
-      <w:r>
-        <w:t xml:space="preserve">톰: 그래. 정확히 그런 기분이었어.</w:t>
-      </w:r>
-    </w:p>
-    <w:p>
-      <w:pPr>
-        <w:numPr>
-          <w:ilvl w:val="0"/>
-          <w:numId w:val="1002"/>
-        </w:numPr>
-      </w:pPr>
-      <w:r>
-        <w:t xml:space="preserve">RUDY: Next! Gentlemen, what’ll it be?</w:t>
-      </w:r>
-      <w:r>
-        <w:t xml:space="preserve"> </w:t>
-      </w:r>
-      <w:r>
-        <w:t xml:space="preserve">루디: 다음! 신사분들, 뭘로 하시겠어요?</w:t>
-      </w:r>
-    </w:p>
-    <w:p>
-      <w:pPr>
-        <w:numPr>
-          <w:ilvl w:val="0"/>
-          <w:numId w:val="1002"/>
-        </w:numPr>
-      </w:pPr>
-      <w:r>
-        <w:t xml:space="preserve">TOM: Everything. Brisket, ribs, sausage. And whatever he’s having.</w:t>
-      </w:r>
-      <w:r>
-        <w:t xml:space="preserve"> </w:t>
-      </w:r>
-      <w:r>
-        <w:t xml:space="preserve">톰: 전부 다. 브리스킷, 립, 소시지. 그리고 이 친구가 먹는 걸로.</w:t>
-      </w:r>
-    </w:p>
-    <w:p>
-      <w:pPr>
-        <w:numPr>
-          <w:ilvl w:val="0"/>
-          <w:numId w:val="1002"/>
-        </w:numPr>
-      </w:pPr>
-      <w:r>
-        <w:t xml:space="preserve">NOAH: Brisket, lean, half a pound. And the beans. Thanks, Rudy.</w:t>
-      </w:r>
-      <w:r>
-        <w:t xml:space="preserve"> </w:t>
-      </w:r>
-      <w:r>
-        <w:t xml:space="preserve">노아: 브리스킷, 살코기로, 반 파운드. 그리고 콩. 고마워요, 루디.</w:t>
-      </w:r>
-    </w:p>
-    <w:p>
-      <w:pPr>
-        <w:numPr>
-          <w:ilvl w:val="0"/>
-          <w:numId w:val="1002"/>
-        </w:numPr>
-      </w:pPr>
-      <w:r>
-        <w:t xml:space="preserve">RUDY: Noah, you never bring guests. Who’s this?</w:t>
-      </w:r>
-      <w:r>
-        <w:t xml:space="preserve"> </w:t>
-      </w:r>
-      <w:r>
-        <w:t xml:space="preserve">루디: 노아, 손님 데려온 적 없잖아요. 이분은 누구예요?</w:t>
-      </w:r>
-    </w:p>
-    <w:p>
-      <w:pPr>
-        <w:numPr>
-          <w:ilvl w:val="0"/>
-          <w:numId w:val="1002"/>
-        </w:numPr>
-      </w:pPr>
-      <w:r>
-        <w:t xml:space="preserve">NOAH: An old competitor. He’s paying.</w:t>
-      </w:r>
-      <w:r>
-        <w:t xml:space="preserve"> </w:t>
-      </w:r>
-      <w:r>
-        <w:t xml:space="preserve">노아: 오랜 경쟁자예요. 이 사람이 내요.</w:t>
-      </w:r>
-    </w:p>
-    <w:p>
-      <w:pPr>
-        <w:numPr>
-          <w:ilvl w:val="0"/>
-          <w:numId w:val="1002"/>
-        </w:numPr>
-      </w:pPr>
-      <w:r>
-        <w:t xml:space="preserve">RUDY: Then he gets extra sauce. Competitors need it.</w:t>
-      </w:r>
-      <w:r>
-        <w:t xml:space="preserve"> </w:t>
-      </w:r>
-      <w:r>
-        <w:t xml:space="preserve">루디: 그럼 소스 추가해 드리죠. 경쟁자들은 필요하거든요.</w:t>
-      </w:r>
-    </w:p>
-    <w:p>
-      <w:pPr>
-        <w:numPr>
-          <w:ilvl w:val="0"/>
-          <w:numId w:val="1002"/>
-        </w:numPr>
-      </w:pPr>
-      <w:r>
-        <w:t xml:space="preserve">TOM: Your city has strange customs.</w:t>
-      </w:r>
-      <w:r>
-        <w:t xml:space="preserve"> </w:t>
-      </w:r>
-      <w:r>
-        <w:t xml:space="preserve">톰: 너희 도시는 관습이 이상하군.</w:t>
-      </w:r>
-    </w:p>
-    <w:p>
-      <w:pPr>
-        <w:numPr>
-          <w:ilvl w:val="0"/>
-          <w:numId w:val="1002"/>
-        </w:numPr>
-      </w:pPr>
-      <w:r>
-        <w:t xml:space="preserve">NOAH: Tom, before we sit down. My lawyer gave me rules. I can’t hear anything about Castellan that isn’t public.</w:t>
-      </w:r>
-      <w:r>
-        <w:t xml:space="preserve"> </w:t>
-      </w:r>
-      <w:r>
-        <w:t xml:space="preserve">노아: 톰, 앉기 전에. 변호사가 규칙을 줬어요. 공개되지 않은 캐슬런 얘기는 아무것도 들을 수 없어요.</w:t>
-      </w:r>
-    </w:p>
-    <w:p>
-      <w:pPr>
-        <w:numPr>
-          <w:ilvl w:val="0"/>
-          <w:numId w:val="1002"/>
-        </w:numPr>
-      </w:pPr>
-      <w:r>
-        <w:t xml:space="preserve">TOM: Diane. Of course. Tell her I’ve signed a confidentiality agreement thicker than this brisket. I won’t test it.</w:t>
-      </w:r>
-      <w:r>
-        <w:t xml:space="preserve"> </w:t>
-      </w:r>
-      <w:r>
-        <w:t xml:space="preserve">톰: 다이앤. 당연하지. 이 브리스킷보다 두꺼운 비밀유지 계약서에 서명했다고 전해. 시험할 생각 없어.</w:t>
-      </w:r>
-    </w:p>
-    <w:p>
-      <w:pPr>
-        <w:numPr>
-          <w:ilvl w:val="0"/>
-          <w:numId w:val="1002"/>
-        </w:numPr>
-      </w:pPr>
-      <w:r>
-        <w:t xml:space="preserve">NOAH: Then what’s the advice you need?</w:t>
-      </w:r>
-      <w:r>
-        <w:t xml:space="preserve"> </w:t>
-      </w:r>
-      <w:r>
-        <w:t xml:space="preserve">노아: 그럼 필요한 조언이 뭐예요?</w:t>
-      </w:r>
-    </w:p>
-    <w:p>
-      <w:pPr>
-        <w:numPr>
-          <w:ilvl w:val="0"/>
-          <w:numId w:val="1002"/>
-        </w:numPr>
-      </w:pPr>
-      <w:r>
-        <w:t xml:space="preserve">TOM: I have three offers. A private equity fund wants me as an operating partner. A Chinese filler company wants me to run their American launch. And Castellan wants to pay me as a consultant, so I don’t go to either of the others.</w:t>
-      </w:r>
-      <w:r>
-        <w:t xml:space="preserve"> </w:t>
-      </w:r>
-      <w:r>
-        <w:t xml:space="preserve">톰: 제안이 세 개 있어. 사모펀드가 운영 파트너로 원하고. 중국 필러 회사는 미국 출시를 맡아 달라고 하고. 그리고 캐슬런은 내가 다른 두 곳에 가지 않도록 컨설턴트로 돈을 주겠다고 해.</w:t>
-      </w:r>
-    </w:p>
-    <w:p>
-      <w:pPr>
-        <w:numPr>
-          <w:ilvl w:val="0"/>
-          <w:numId w:val="1002"/>
-        </w:numPr>
-      </w:pPr>
-      <w:r>
-        <w:t xml:space="preserve">NOAH: They’re paying you not to compete.</w:t>
-      </w:r>
-      <w:r>
-        <w:t xml:space="preserve"> </w:t>
-      </w:r>
-      <w:r>
-        <w:t xml:space="preserve">노아: 경쟁하지 말라고 돈을 주는 거네요.</w:t>
-      </w:r>
-    </w:p>
-    <w:p>
-      <w:pPr>
-        <w:numPr>
-          <w:ilvl w:val="0"/>
-          <w:numId w:val="1002"/>
-        </w:numPr>
-      </w:pPr>
-      <w:r>
-        <w:t xml:space="preserve">TOM: They call it</w:t>
+        <w:t xml:space="preserve"> </w:t>
+      </w:r>
+      <w:r>
+        <w:t xml:space="preserve">I call it a very comfortable cage.</w:t>
+      </w:r>
+    </w:p>
+    <w:p>
+      <w:pPr>
+        <w:pStyle w:val="BodyText"/>
+      </w:pPr>
+      <w:r>
+        <w:t xml:space="preserve">NOAH: And you want me to tell you which one to take.</w:t>
+      </w:r>
+    </w:p>
+    <w:p>
+      <w:pPr>
+        <w:pStyle w:val="BodyText"/>
+      </w:pPr>
+      <w:r>
+        <w:t xml:space="preserve">TOM: You’re the only CEO I know who’s turned down more money than I offered. Twice.</w:t>
+      </w:r>
+    </w:p>
+    <w:p>
+      <w:pPr>
+        <w:pStyle w:val="BodyText"/>
+      </w:pPr>
+      <w:r>
+        <w:t xml:space="preserve">NOAH: I turned down your money because you never asked what I needed.</w:t>
+      </w:r>
+    </w:p>
+    <w:p>
+      <w:pPr>
+        <w:pStyle w:val="BodyText"/>
+      </w:pPr>
+      <w:r>
+        <w:t xml:space="preserve">TOM: I know that now. A twenty-seven-year-old in Austin told a reporter.</w:t>
+      </w:r>
+    </w:p>
+    <w:p>
+      <w:pPr>
+        <w:pStyle w:val="BodyText"/>
+      </w:pPr>
+      <w:r>
+        <w:t xml:space="preserve">NOAH: Maya. She talks to reporters?</w:t>
+      </w:r>
+    </w:p>
+    <w:p>
+      <w:pPr>
+        <w:pStyle w:val="BodyText"/>
+      </w:pPr>
+      <w:r>
+        <w:t xml:space="preserve">TOM: She said you asked what she needed before her price. Trade press. I read it four times.</w:t>
+      </w:r>
+    </w:p>
+    <w:p>
+      <w:pPr>
+        <w:pStyle w:val="BodyText"/>
+      </w:pPr>
+      <w:r>
+        <w:t xml:space="preserve">NOAH: Let’s sit. That table, by the fence.</w:t>
+      </w:r>
+    </w:p>
+    <w:p>
+      <w:pPr>
+        <w:pStyle w:val="BodyText"/>
+      </w:pPr>
+      <w:r>
+        <w:t xml:space="preserve">TOM: A picnic table. In January.</w:t>
+      </w:r>
+    </w:p>
+    <w:p>
+      <w:pPr>
+        <w:pStyle w:val="BodyText"/>
+      </w:pPr>
+      <w:r>
+        <w:t xml:space="preserve">NOAH: It’s sixty-five degrees, Tom. This is January in Texas.</w:t>
+      </w:r>
+    </w:p>
+    <w:p>
+      <w:pPr>
+        <w:pStyle w:val="BodyText"/>
+      </w:pPr>
+      <w:r>
+        <w:t xml:space="preserve">TOM: Back home, I’d be wearing a coat to a funeral.</w:t>
+      </w:r>
+    </w:p>
+    <w:p>
+      <w:pPr>
+        <w:pStyle w:val="BodyText"/>
+      </w:pPr>
+      <w:r>
+        <w:t xml:space="preserve">NOAH: Whose funeral?</w:t>
+      </w:r>
+    </w:p>
+    <w:p>
+      <w:pPr>
+        <w:pStyle w:val="BodyText"/>
+      </w:pPr>
+      <w:r>
+        <w:t xml:space="preserve">TOM: Mine. Professionally speaking.</w:t>
+      </w:r>
+    </w:p>
+    <w:p>
+      <w:pPr>
+        <w:pStyle w:val="BodyText"/>
+      </w:pPr>
+      <w:r>
+        <w:t xml:space="preserve">NOAH: You’re not dead, Tom. You’re unemployed. In this city, that’s called</w:t>
       </w:r>
       <w:r>
         <w:t xml:space="preserve"> </w:t>
@@ -1309,285 +1062,10 @@
         <w:t xml:space="preserve">“</w:t>
       </w:r>
       <w:r>
-        <w:t xml:space="preserve">transition support.</w:t>
+        <w:t xml:space="preserve">between startups.</w:t>
       </w:r>
       <w:r>
         <w:t xml:space="preserve">”</w:t>
-      </w:r>
-      <w:r>
-        <w:t xml:space="preserve"> </w:t>
-      </w:r>
-      <w:r>
-        <w:t xml:space="preserve">I call it a very comfortable cage.</w:t>
-      </w:r>
-      <w:r>
-        <w:t xml:space="preserve"> </w:t>
-      </w:r>
-      <w:r>
-        <w:t xml:space="preserve">톰: 그쪽은</w:t>
-      </w:r>
-      <w:r>
-        <w:t xml:space="preserve"> </w:t>
-      </w:r>
-      <w:r>
-        <w:t xml:space="preserve">“</w:t>
-      </w:r>
-      <w:r>
-        <w:t xml:space="preserve">전환 지원</w:t>
-      </w:r>
-      <w:r>
-        <w:t xml:space="preserve">”</w:t>
-      </w:r>
-      <w:r>
-        <w:t xml:space="preserve">이라고 불러. 난 아주 편안한 새장이라고 부르고.</w:t>
-      </w:r>
-    </w:p>
-    <w:p>
-      <w:pPr>
-        <w:numPr>
-          <w:ilvl w:val="0"/>
-          <w:numId w:val="1002"/>
-        </w:numPr>
-      </w:pPr>
-      <w:r>
-        <w:t xml:space="preserve">NOAH: And you want me to tell you which one to take.</w:t>
-      </w:r>
-      <w:r>
-        <w:t xml:space="preserve"> </w:t>
-      </w:r>
-      <w:r>
-        <w:t xml:space="preserve">노아: 그리고 어느 걸 받을지 나한테 말해 달라는 거고요.</w:t>
-      </w:r>
-    </w:p>
-    <w:p>
-      <w:pPr>
-        <w:numPr>
-          <w:ilvl w:val="0"/>
-          <w:numId w:val="1002"/>
-        </w:numPr>
-      </w:pPr>
-      <w:r>
-        <w:t xml:space="preserve">TOM: You’re the only CEO I know who’s turned down more money than I offered. Twice.</w:t>
-      </w:r>
-      <w:r>
-        <w:t xml:space="preserve"> </w:t>
-      </w:r>
-      <w:r>
-        <w:t xml:space="preserve">톰: 내가 제안한 것보다 큰돈을 거절한 CEO는 너밖에 몰라. 두 번이나.</w:t>
-      </w:r>
-    </w:p>
-    <w:p>
-      <w:pPr>
-        <w:numPr>
-          <w:ilvl w:val="0"/>
-          <w:numId w:val="1002"/>
-        </w:numPr>
-      </w:pPr>
-      <w:r>
-        <w:t xml:space="preserve">NOAH: I turned down your money because you never asked what I needed.</w:t>
-      </w:r>
-      <w:r>
-        <w:t xml:space="preserve"> </w:t>
-      </w:r>
-      <w:r>
-        <w:t xml:space="preserve">노아: 당신 돈을 거절한 건 당신이 내게 뭐가 필요한지 한 번도 묻지 않았기 때문이에요.</w:t>
-      </w:r>
-    </w:p>
-    <w:p>
-      <w:pPr>
-        <w:numPr>
-          <w:ilvl w:val="0"/>
-          <w:numId w:val="1002"/>
-        </w:numPr>
-      </w:pPr>
-      <w:r>
-        <w:t xml:space="preserve">TOM: I know that now. A twenty-seven-year-old in Austin told a reporter.</w:t>
-      </w:r>
-      <w:r>
-        <w:t xml:space="preserve"> </w:t>
-      </w:r>
-      <w:r>
-        <w:t xml:space="preserve">톰: 이제 알아. 오스틴의 스물일곱 살이 기자한테 말했더군.</w:t>
-      </w:r>
-    </w:p>
-    <w:p>
-      <w:pPr>
-        <w:numPr>
-          <w:ilvl w:val="0"/>
-          <w:numId w:val="1002"/>
-        </w:numPr>
-      </w:pPr>
-      <w:r>
-        <w:t xml:space="preserve">NOAH: Maya. She talks to reporters?</w:t>
-      </w:r>
-      <w:r>
-        <w:t xml:space="preserve"> </w:t>
-      </w:r>
-      <w:r>
-        <w:t xml:space="preserve">노아: 마야. 기자한테 말해요?</w:t>
-      </w:r>
-    </w:p>
-    <w:p>
-      <w:pPr>
-        <w:numPr>
-          <w:ilvl w:val="0"/>
-          <w:numId w:val="1002"/>
-        </w:numPr>
-      </w:pPr>
-      <w:r>
-        <w:t xml:space="preserve">TOM: She said you asked what she needed before her price. Trade press. I read it four times.</w:t>
-      </w:r>
-      <w:r>
-        <w:t xml:space="preserve"> </w:t>
-      </w:r>
-      <w:r>
-        <w:t xml:space="preserve">톰: 가격보다 먼저 뭐가 필요한지 물었다고 했어. 업계 신문에서. 네 번 읽었어.</w:t>
-      </w:r>
-    </w:p>
-    <w:p>
-      <w:pPr>
-        <w:numPr>
-          <w:ilvl w:val="0"/>
-          <w:numId w:val="1002"/>
-        </w:numPr>
-      </w:pPr>
-      <w:r>
-        <w:t xml:space="preserve">NOAH: Let’s sit. That table, by the fence.</w:t>
-      </w:r>
-      <w:r>
-        <w:t xml:space="preserve"> </w:t>
-      </w:r>
-      <w:r>
-        <w:t xml:space="preserve">노아: 앉죠. 저 테이블, 울타리 옆에.</w:t>
-      </w:r>
-    </w:p>
-    <w:p>
-      <w:pPr>
-        <w:numPr>
-          <w:ilvl w:val="0"/>
-          <w:numId w:val="1002"/>
-        </w:numPr>
-      </w:pPr>
-      <w:r>
-        <w:t xml:space="preserve">TOM: A picnic table. In January.</w:t>
-      </w:r>
-      <w:r>
-        <w:t xml:space="preserve"> </w:t>
-      </w:r>
-      <w:r>
-        <w:t xml:space="preserve">톰: 피크닉 테이블. 1월에.</w:t>
-      </w:r>
-    </w:p>
-    <w:p>
-      <w:pPr>
-        <w:numPr>
-          <w:ilvl w:val="0"/>
-          <w:numId w:val="1002"/>
-        </w:numPr>
-      </w:pPr>
-      <w:r>
-        <w:t xml:space="preserve">NOAH: It’s sixty-five degrees, Tom. This is January in Texas.</w:t>
-      </w:r>
-      <w:r>
-        <w:t xml:space="preserve"> </w:t>
-      </w:r>
-      <w:r>
-        <w:t xml:space="preserve">노아: 18도예요, 톰. 이게 텍사스의 1월이에요.</w:t>
-      </w:r>
-    </w:p>
-    <w:p>
-      <w:pPr>
-        <w:numPr>
-          <w:ilvl w:val="0"/>
-          <w:numId w:val="1002"/>
-        </w:numPr>
-      </w:pPr>
-      <w:r>
-        <w:t xml:space="preserve">TOM: Back home, I’d be wearing a coat to a funeral.</w:t>
-      </w:r>
-      <w:r>
-        <w:t xml:space="preserve"> </w:t>
-      </w:r>
-      <w:r>
-        <w:t xml:space="preserve">톰: 고향이었으면 코트 입고 장례식에 갔을 거야.</w:t>
-      </w:r>
-    </w:p>
-    <w:p>
-      <w:pPr>
-        <w:numPr>
-          <w:ilvl w:val="0"/>
-          <w:numId w:val="1002"/>
-        </w:numPr>
-      </w:pPr>
-      <w:r>
-        <w:t xml:space="preserve">NOAH: Whose funeral?</w:t>
-      </w:r>
-      <w:r>
-        <w:t xml:space="preserve"> </w:t>
-      </w:r>
-      <w:r>
-        <w:t xml:space="preserve">노아: 누구 장례식이요?</w:t>
-      </w:r>
-    </w:p>
-    <w:p>
-      <w:pPr>
-        <w:numPr>
-          <w:ilvl w:val="0"/>
-          <w:numId w:val="1002"/>
-        </w:numPr>
-      </w:pPr>
-      <w:r>
-        <w:t xml:space="preserve">TOM: Mine. Professionally speaking.</w:t>
-      </w:r>
-      <w:r>
-        <w:t xml:space="preserve"> </w:t>
-      </w:r>
-      <w:r>
-        <w:t xml:space="preserve">톰: 내 거. 직업적으로 말하자면.</w:t>
-      </w:r>
-    </w:p>
-    <w:p>
-      <w:pPr>
-        <w:numPr>
-          <w:ilvl w:val="0"/>
-          <w:numId w:val="1002"/>
-        </w:numPr>
-      </w:pPr>
-      <w:r>
-        <w:t xml:space="preserve">NOAH: You’re not dead, Tom. You’re unemployed. In this city, that’s called</w:t>
-      </w:r>
-      <w:r>
-        <w:t xml:space="preserve"> </w:t>
-      </w:r>
-      <w:r>
-        <w:t xml:space="preserve">“</w:t>
-      </w:r>
-      <w:r>
-        <w:t xml:space="preserve">between startups.</w:t>
-      </w:r>
-      <w:r>
-        <w:t xml:space="preserve">”</w:t>
-      </w:r>
-      <w:r>
-        <w:t xml:space="preserve"> </w:t>
-      </w:r>
-      <w:r>
-        <w:t xml:space="preserve">노아: 죽은 게 아니에요, 톰. 실직한 거죠. 이 도시에선 그걸</w:t>
-      </w:r>
-      <w:r>
-        <w:t xml:space="preserve"> </w:t>
-      </w:r>
-      <w:r>
-        <w:t xml:space="preserve">“</w:t>
-      </w:r>
-      <w:r>
-        <w:t xml:space="preserve">스타트업 사이</w:t>
-      </w:r>
-      <w:r>
-        <w:t xml:space="preserve">”</w:t>
-      </w:r>
-      <w:r>
-        <w:t xml:space="preserve">라고 해요.</w:t>
       </w:r>
     </w:p>
     <w:bookmarkEnd w:id="22"/>
@@ -1602,316 +1080,151 @@
     </w:p>
     <w:p>
       <w:pPr>
-        <w:numPr>
-          <w:ilvl w:val="0"/>
-          <w:numId w:val="1003"/>
-        </w:numPr>
+        <w:pStyle w:val="FirstParagraph"/>
       </w:pPr>
       <w:r>
         <w:t xml:space="preserve">TOM: So. Which offer?</w:t>
       </w:r>
-      <w:r>
-        <w:t xml:space="preserve"> </w:t>
-      </w:r>
-      <w:r>
-        <w:t xml:space="preserve">톰: 그래서. 어느 제안이야?</w:t>
-      </w:r>
-    </w:p>
-    <w:p>
-      <w:pPr>
-        <w:numPr>
-          <w:ilvl w:val="0"/>
-          <w:numId w:val="1003"/>
-        </w:numPr>
+    </w:p>
+    <w:p>
+      <w:pPr>
+        <w:pStyle w:val="BodyText"/>
       </w:pPr>
       <w:r>
         <w:t xml:space="preserve">NOAH: Before I answer, can I ask you something? What are you really asking?</w:t>
       </w:r>
-      <w:r>
-        <w:t xml:space="preserve"> </w:t>
-      </w:r>
-      <w:r>
-        <w:t xml:space="preserve">노아: 답하기 전에, 하나 물어봐도 돼요? 진짜로 묻는 게 뭐예요?</w:t>
-      </w:r>
-    </w:p>
-    <w:p>
-      <w:pPr>
-        <w:numPr>
-          <w:ilvl w:val="0"/>
-          <w:numId w:val="1003"/>
-        </w:numPr>
+    </w:p>
+    <w:p>
+      <w:pPr>
+        <w:pStyle w:val="BodyText"/>
       </w:pPr>
       <w:r>
         <w:t xml:space="preserve">TOM: I just told you. Three offers.</w:t>
       </w:r>
-      <w:r>
-        <w:t xml:space="preserve"> </w:t>
-      </w:r>
-      <w:r>
-        <w:t xml:space="preserve">톰: 방금 말했잖아. 제안 세 개.</w:t>
-      </w:r>
-    </w:p>
-    <w:p>
-      <w:pPr>
-        <w:numPr>
-          <w:ilvl w:val="0"/>
-          <w:numId w:val="1003"/>
-        </w:numPr>
+    </w:p>
+    <w:p>
+      <w:pPr>
+        <w:pStyle w:val="BodyText"/>
       </w:pPr>
       <w:r>
         <w:t xml:space="preserve">NOAH: Tom, you waited two hours in a line you’d never wait in, to ask a question you could answer with a spreadsheet. You don’t need my advice about money. You’ve always known more about money than me. So what are you really asking?</w:t>
       </w:r>
-      <w:r>
-        <w:t xml:space="preserve"> </w:t>
-      </w:r>
-      <w:r>
-        <w:t xml:space="preserve">노아: 톰, 절대 서지 않을 줄에 두 시간을 섰어요. 스프레드시트로 답할 수 있는 질문을 하려고. 돈에 대한 내 조언은 필요 없잖아요. 돈은 늘 당신이 나보다 잘 알았으니까. 그러니까 진짜로 묻는 게 뭐예요?</w:t>
-      </w:r>
-    </w:p>
-    <w:p>
-      <w:pPr>
-        <w:numPr>
-          <w:ilvl w:val="0"/>
-          <w:numId w:val="1003"/>
-        </w:numPr>
+    </w:p>
+    <w:p>
+      <w:pPr>
+        <w:pStyle w:val="BodyText"/>
       </w:pPr>
       <w:r>
         <w:t xml:space="preserve">TOM: …You learned that from someone.</w:t>
       </w:r>
-      <w:r>
-        <w:t xml:space="preserve"> </w:t>
-      </w:r>
-      <w:r>
-        <w:t xml:space="preserve">톰: …누군가한테서 배웠군.</w:t>
-      </w:r>
-    </w:p>
-    <w:p>
-      <w:pPr>
-        <w:numPr>
-          <w:ilvl w:val="0"/>
-          <w:numId w:val="1003"/>
-        </w:numPr>
+    </w:p>
+    <w:p>
+      <w:pPr>
+        <w:pStyle w:val="BodyText"/>
       </w:pPr>
       <w:r>
         <w:t xml:space="preserve">NOAH: From Elena. And a napkin. Tell me.</w:t>
       </w:r>
-      <w:r>
-        <w:t xml:space="preserve"> </w:t>
-      </w:r>
-      <w:r>
-        <w:t xml:space="preserve">노아: 엘레나한테서요. 그리고 냅킨. 말해 봐요.</w:t>
-      </w:r>
-    </w:p>
-    <w:p>
-      <w:pPr>
-        <w:numPr>
-          <w:ilvl w:val="0"/>
-          <w:numId w:val="1003"/>
-        </w:numPr>
+    </w:p>
+    <w:p>
+      <w:pPr>
+        <w:pStyle w:val="BodyText"/>
       </w:pPr>
       <w:r>
         <w:t xml:space="preserve">TOM: Can I tell you something public first? Something anyone can read?</w:t>
       </w:r>
-      <w:r>
-        <w:t xml:space="preserve"> </w:t>
-      </w:r>
-      <w:r>
-        <w:t xml:space="preserve">톰: 먼저 공개된 얘기를 해도 될까? 누구나 읽을 수 있는 거?</w:t>
-      </w:r>
-    </w:p>
-    <w:p>
-      <w:pPr>
-        <w:numPr>
-          <w:ilvl w:val="0"/>
-          <w:numId w:val="1003"/>
-        </w:numPr>
+    </w:p>
+    <w:p>
+      <w:pPr>
+        <w:pStyle w:val="BodyText"/>
       </w:pPr>
       <w:r>
         <w:t xml:space="preserve">NOAH: Public is fine.</w:t>
       </w:r>
-      <w:r>
-        <w:t xml:space="preserve"> </w:t>
-      </w:r>
-      <w:r>
-        <w:t xml:space="preserve">노아: 공개된 거라면 괜찮아요.</w:t>
-      </w:r>
-    </w:p>
-    <w:p>
-      <w:pPr>
-        <w:numPr>
-          <w:ilvl w:val="0"/>
-          <w:numId w:val="1003"/>
-        </w:numPr>
+    </w:p>
+    <w:p>
+      <w:pPr>
+        <w:pStyle w:val="BodyText"/>
       </w:pPr>
       <w:r>
         <w:t xml:space="preserve">TOM: There’s a bill in the Texas legislature. Only licensed medical professionals could inject fillers. No more parties in kitchens, no more weekend certificates. The hearing is next month. And Castellan has registered three lobbyists against it. That’s in the public record.</w:t>
       </w:r>
-      <w:r>
-        <w:t xml:space="preserve"> </w:t>
-      </w:r>
-      <w:r>
-        <w:t xml:space="preserve">톰: 텍사스 주의회에 법안이 있어. 면허 있는 의료인만 필러를 주사할 수 있게 하는 거지. 부엌 파티도, 주말 자격증도 더 이상 없고. 공청회가 다음 달이야. 그리고 캐슬런이 반대 로비스트를 세 명 등록했어. 그건 공개 기록에 있어.</w:t>
-      </w:r>
-    </w:p>
-    <w:p>
-      <w:pPr>
-        <w:numPr>
-          <w:ilvl w:val="0"/>
-          <w:numId w:val="1003"/>
-        </w:numPr>
+    </w:p>
+    <w:p>
+      <w:pPr>
+        <w:pStyle w:val="BodyText"/>
       </w:pPr>
       <w:r>
         <w:t xml:space="preserve">NOAH: I know the bill. Elena helped write the medical section.</w:t>
       </w:r>
-      <w:r>
-        <w:t xml:space="preserve"> </w:t>
-      </w:r>
-      <w:r>
-        <w:t xml:space="preserve">노아: 그 법안 알아요. 엘레나가 의료 부분 작성을 도왔어요.</w:t>
-      </w:r>
-    </w:p>
-    <w:p>
-      <w:pPr>
-        <w:numPr>
-          <w:ilvl w:val="0"/>
-          <w:numId w:val="1003"/>
-        </w:numPr>
+    </w:p>
+    <w:p>
+      <w:pPr>
+        <w:pStyle w:val="BodyText"/>
       </w:pPr>
       <w:r>
         <w:t xml:space="preserve">TOM: I want to testify. For it.</w:t>
       </w:r>
-      <w:r>
-        <w:t xml:space="preserve"> </w:t>
-      </w:r>
-      <w:r>
-        <w:t xml:space="preserve">톰: 증언하고 싶어. 찬성 쪽으로.</w:t>
-      </w:r>
-    </w:p>
-    <w:p>
-      <w:pPr>
-        <w:numPr>
-          <w:ilvl w:val="0"/>
-          <w:numId w:val="1003"/>
-        </w:numPr>
+    </w:p>
+    <w:p>
+      <w:pPr>
+        <w:pStyle w:val="BodyText"/>
       </w:pPr>
       <w:r>
         <w:t xml:space="preserve">NOAH: For it. Against your old company.</w:t>
       </w:r>
-      <w:r>
-        <w:t xml:space="preserve"> </w:t>
-      </w:r>
-      <w:r>
-        <w:t xml:space="preserve">노아: 찬성. 당신의 옛 회사에 반대해서.</w:t>
-      </w:r>
-    </w:p>
-    <w:p>
-      <w:pPr>
-        <w:numPr>
-          <w:ilvl w:val="0"/>
-          <w:numId w:val="1003"/>
-        </w:numPr>
+    </w:p>
+    <w:p>
+      <w:pPr>
+        <w:pStyle w:val="BodyText"/>
       </w:pPr>
       <w:r>
         <w:t xml:space="preserve">TOM: Against the thing I helped build. And I want you next to me. Same table, same hearing.</w:t>
       </w:r>
-      <w:r>
-        <w:t xml:space="preserve"> </w:t>
-      </w:r>
-      <w:r>
-        <w:t xml:space="preserve">톰: 내가 만드는 걸 도왔던 것에 반대해서. 그리고 네가 옆에 있었으면 해. 같은 테이블, 같은 공청회.</w:t>
-      </w:r>
-    </w:p>
-    <w:p>
-      <w:pPr>
-        <w:numPr>
-          <w:ilvl w:val="0"/>
-          <w:numId w:val="1003"/>
-        </w:numPr>
+    </w:p>
+    <w:p>
+      <w:pPr>
+        <w:pStyle w:val="BodyText"/>
       </w:pPr>
       <w:r>
         <w:t xml:space="preserve">NOAH: Why me?</w:t>
       </w:r>
-      <w:r>
-        <w:t xml:space="preserve"> </w:t>
-      </w:r>
-      <w:r>
-        <w:t xml:space="preserve">노아: 왜 나예요?</w:t>
-      </w:r>
-    </w:p>
-    <w:p>
-      <w:pPr>
-        <w:numPr>
-          <w:ilvl w:val="0"/>
-          <w:numId w:val="1003"/>
-        </w:numPr>
+    </w:p>
+    <w:p>
+      <w:pPr>
+        <w:pStyle w:val="BodyText"/>
       </w:pPr>
       <w:r>
         <w:t xml:space="preserve">TOM: Because if I go alone, it’s revenge. A fired executive attacking the company that fired him, and every newspaper will write that story. If we go together, the two biggest rivals in this industry, side by side, saying the same thing, then it isn’t about me. It’s about safety.</w:t>
       </w:r>
-      <w:r>
-        <w:t xml:space="preserve"> </w:t>
-      </w:r>
-      <w:r>
-        <w:t xml:space="preserve">톰: 내가 혼자 가면 복수니까. 해고된 임원이 자기를 해고한 회사를 공격하는 거고, 모든 신문이 그렇게 쓸 거야. 우리가 같이 가면, 이 업계 최대 경쟁자 둘이 나란히 같은 말을 하는 거면, 그건 내 얘기가 아니야. 안전 얘기지.</w:t>
-      </w:r>
-    </w:p>
-    <w:p>
-      <w:pPr>
-        <w:numPr>
-          <w:ilvl w:val="0"/>
-          <w:numId w:val="1003"/>
-        </w:numPr>
+    </w:p>
+    <w:p>
+      <w:pPr>
+        <w:pStyle w:val="BodyText"/>
       </w:pPr>
       <w:r>
         <w:t xml:space="preserve">NOAH: Tom, that’s a good argument. It’s also exactly the argument a man looking for revenge would make.</w:t>
       </w:r>
-      <w:r>
-        <w:t xml:space="preserve"> </w:t>
-      </w:r>
-      <w:r>
-        <w:t xml:space="preserve">노아: 톰, 좋은 논리네요. 그리고 복수를 원하는 사람이 할 논리와 정확히 같기도 하고요.</w:t>
-      </w:r>
-    </w:p>
-    <w:p>
-      <w:pPr>
-        <w:numPr>
-          <w:ilvl w:val="0"/>
-          <w:numId w:val="1003"/>
-        </w:numPr>
+    </w:p>
+    <w:p>
+      <w:pPr>
+        <w:pStyle w:val="BodyText"/>
       </w:pPr>
       <w:r>
         <w:t xml:space="preserve">TOM: Fair. Then let me tell you something that isn’t an argument.</w:t>
       </w:r>
-      <w:r>
-        <w:t xml:space="preserve"> </w:t>
-      </w:r>
-      <w:r>
-        <w:t xml:space="preserve">톰: 맞는 말이야. 그럼 논리가 아닌 걸 말해 줄게.</w:t>
-      </w:r>
-    </w:p>
-    <w:p>
-      <w:pPr>
-        <w:numPr>
-          <w:ilvl w:val="0"/>
-          <w:numId w:val="1003"/>
-        </w:numPr>
+    </w:p>
+    <w:p>
+      <w:pPr>
+        <w:pStyle w:val="BodyText"/>
       </w:pPr>
       <w:r>
         <w:t xml:space="preserve">NOAH: Go ahead.</w:t>
       </w:r>
-      <w:r>
-        <w:t xml:space="preserve"> </w:t>
-      </w:r>
-      <w:r>
-        <w:t xml:space="preserve">노아: 하세요.</w:t>
-      </w:r>
-    </w:p>
-    <w:p>
-      <w:pPr>
-        <w:numPr>
-          <w:ilvl w:val="0"/>
-          <w:numId w:val="1003"/>
-        </w:numPr>
+    </w:p>
+    <w:p>
+      <w:pPr>
+        <w:pStyle w:val="BodyText"/>
       </w:pPr>
       <w:r>
         <w:t xml:space="preserve">TOM: Years ago, Halvern ran a campaign.</w:t>
@@ -1934,216 +1247,93 @@
       <w:r>
         <w:t xml:space="preserve">My line. And we sold to anyone with a tax number, medspas, weekend courses, people we never met. When that girl in Houston was hurt, with your box on the counter, my team used her story to sell against you. I approved it. I sold while knowing.</w:t>
       </w:r>
-      <w:r>
-        <w:t xml:space="preserve"> </w:t>
-      </w:r>
-      <w:r>
-        <w:t xml:space="preserve">톰: 몇 년 전 할번이 캠페인을 했어.</w:t>
-      </w:r>
-      <w:r>
-        <w:t xml:space="preserve"> </w:t>
-      </w:r>
-      <w:r>
-        <w:t xml:space="preserve">‘</w:t>
-      </w:r>
-      <w:r>
-        <w:t xml:space="preserve">오래 남는 결과.</w:t>
-      </w:r>
-      <w:r>
-        <w:t xml:space="preserve">’</w:t>
-      </w:r>
-      <w:r>
-        <w:t xml:space="preserve"> </w:t>
-      </w:r>
-      <w:r>
-        <w:t xml:space="preserve">내 문구였지. 그리고 우린 사업자 번호만 있으면 누구에게나 팔았어. 메드스파, 주말 과정, 만나 본 적도 없는 사람들. 휴스턴의 그 여자가 다쳤을 때, 조리대에 너희 상자가 있었지. 우리 팀은 그녀 이야기를 너희를 공격하는 영업에 썼어. 내가 승인했어. 난 알면서 팔았어.</w:t>
-      </w:r>
-    </w:p>
-    <w:p>
-      <w:pPr>
-        <w:numPr>
-          <w:ilvl w:val="0"/>
-          <w:numId w:val="1003"/>
-        </w:numPr>
+    </w:p>
+    <w:p>
+      <w:pPr>
+        <w:pStyle w:val="BodyText"/>
       </w:pPr>
       <w:r>
         <w:t xml:space="preserve">NOAH: Destiny Ramos.</w:t>
       </w:r>
-      <w:r>
-        <w:t xml:space="preserve"> </w:t>
-      </w:r>
-      <w:r>
-        <w:t xml:space="preserve">노아: 데스티니 라모스.</w:t>
-      </w:r>
-    </w:p>
-    <w:p>
-      <w:pPr>
-        <w:numPr>
-          <w:ilvl w:val="0"/>
-          <w:numId w:val="1003"/>
-        </w:numPr>
+    </w:p>
+    <w:p>
+      <w:pPr>
+        <w:pStyle w:val="BodyText"/>
       </w:pPr>
       <w:r>
         <w:t xml:space="preserve">TOM: You know her name. Of course you do. I made myself forget it.</w:t>
       </w:r>
-      <w:r>
-        <w:t xml:space="preserve"> </w:t>
-      </w:r>
-      <w:r>
-        <w:t xml:space="preserve">톰: 이름을 아는군. 당연하지. 난 일부러 잊었어.</w:t>
-      </w:r>
-    </w:p>
-    <w:p>
-      <w:pPr>
-        <w:numPr>
-          <w:ilvl w:val="0"/>
-          <w:numId w:val="1003"/>
-        </w:numPr>
+    </w:p>
+    <w:p>
+      <w:pPr>
+        <w:pStyle w:val="BodyText"/>
       </w:pPr>
       <w:r>
         <w:t xml:space="preserve">NOAH: Elena never forgets a name.</w:t>
       </w:r>
-      <w:r>
-        <w:t xml:space="preserve"> </w:t>
-      </w:r>
-      <w:r>
-        <w:t xml:space="preserve">노아: 엘레나는 이름을 절대 잊지 않아요.</w:t>
-      </w:r>
-    </w:p>
-    <w:p>
-      <w:pPr>
-        <w:numPr>
-          <w:ilvl w:val="0"/>
-          <w:numId w:val="1003"/>
-        </w:numPr>
+    </w:p>
+    <w:p>
+      <w:pPr>
+        <w:pStyle w:val="BodyText"/>
       </w:pPr>
       <w:r>
         <w:t xml:space="preserve">TOM: I knew we were selling into channels we couldn’t see. Everyone knew. Nobody wrote it down, because writing it down would mean doing something about it. I’m not asking you to forgive that. I’m asking you to let me say it out loud, in a room where it matters.</w:t>
       </w:r>
-      <w:r>
-        <w:t xml:space="preserve"> </w:t>
-      </w:r>
-      <w:r>
-        <w:t xml:space="preserve">톰: 우리가 보이지 않는 경로로 팔고 있다는 걸 알았어. 다들 알았지. 아무도 적지 않았어. 적으면 뭔가 해야 하니까. 그걸 용서해 달라는 게 아니야. 중요한 방에서 그걸 소리 내어 말하게 해 달라는 거야.</w:t>
-      </w:r>
-    </w:p>
-    <w:p>
-      <w:pPr>
-        <w:numPr>
-          <w:ilvl w:val="0"/>
-          <w:numId w:val="1003"/>
-        </w:numPr>
+    </w:p>
+    <w:p>
+      <w:pPr>
+        <w:pStyle w:val="BodyText"/>
       </w:pPr>
       <w:r>
         <w:t xml:space="preserve">NOAH: …That’s not an argument.</w:t>
       </w:r>
-      <w:r>
-        <w:t xml:space="preserve"> </w:t>
-      </w:r>
-      <w:r>
-        <w:t xml:space="preserve">노아: …그건 논리가 아니네요.</w:t>
-      </w:r>
-    </w:p>
-    <w:p>
-      <w:pPr>
-        <w:numPr>
-          <w:ilvl w:val="0"/>
-          <w:numId w:val="1003"/>
-        </w:numPr>
+    </w:p>
+    <w:p>
+      <w:pPr>
+        <w:pStyle w:val="BodyText"/>
       </w:pPr>
       <w:r>
         <w:t xml:space="preserve">TOM: No. It’s the first true thing I’ve said to you in ten years.</w:t>
       </w:r>
-      <w:r>
-        <w:t xml:space="preserve"> </w:t>
-      </w:r>
-      <w:r>
-        <w:t xml:space="preserve">톰: 아니지. 10년 만에 처음 너한테 한 진짜 말이야.</w:t>
-      </w:r>
-    </w:p>
-    <w:p>
-      <w:pPr>
-        <w:numPr>
-          <w:ilvl w:val="0"/>
-          <w:numId w:val="1003"/>
-        </w:numPr>
+    </w:p>
+    <w:p>
+      <w:pPr>
+        <w:pStyle w:val="BodyText"/>
       </w:pPr>
       <w:r>
         <w:t xml:space="preserve">NOAH: Give me fifteen minutes. I need to make two calls.</w:t>
       </w:r>
-      <w:r>
-        <w:t xml:space="preserve"> </w:t>
-      </w:r>
-      <w:r>
-        <w:t xml:space="preserve">노아: 15분만 줘요. 전화 두 통 해야 해요.</w:t>
-      </w:r>
-    </w:p>
-    <w:p>
-      <w:pPr>
-        <w:numPr>
-          <w:ilvl w:val="0"/>
-          <w:numId w:val="1003"/>
-        </w:numPr>
+    </w:p>
+    <w:p>
+      <w:pPr>
+        <w:pStyle w:val="BodyText"/>
       </w:pPr>
       <w:r>
         <w:t xml:space="preserve">TOM: Diane and Elena.</w:t>
       </w:r>
-      <w:r>
-        <w:t xml:space="preserve"> </w:t>
-      </w:r>
-      <w:r>
-        <w:t xml:space="preserve">톰: 다이앤과 엘레나.</w:t>
-      </w:r>
-    </w:p>
-    <w:p>
-      <w:pPr>
-        <w:numPr>
-          <w:ilvl w:val="0"/>
-          <w:numId w:val="1003"/>
-        </w:numPr>
+    </w:p>
+    <w:p>
+      <w:pPr>
+        <w:pStyle w:val="BodyText"/>
       </w:pPr>
       <w:r>
         <w:t xml:space="preserve">NOAH: In that order.</w:t>
       </w:r>
-      <w:r>
-        <w:t xml:space="preserve"> </w:t>
-      </w:r>
-      <w:r>
-        <w:t xml:space="preserve">노아: 그 순서로요.</w:t>
-      </w:r>
-    </w:p>
-    <w:p>
-      <w:pPr>
-        <w:numPr>
-          <w:ilvl w:val="0"/>
-          <w:numId w:val="1003"/>
-        </w:numPr>
+    </w:p>
+    <w:p>
+      <w:pPr>
+        <w:pStyle w:val="BodyText"/>
       </w:pPr>
       <w:r>
         <w:t xml:space="preserve">TOM: I’ll get more brisket. Waiting in line is starting to feel like therapy.</w:t>
       </w:r>
-      <w:r>
-        <w:t xml:space="preserve"> </w:t>
-      </w:r>
-      <w:r>
-        <w:t xml:space="preserve">톰: 브리스킷 더 가져올게. 줄 서는 게 치료처럼 느껴지기 시작했어.</w:t>
-      </w:r>
-    </w:p>
-    <w:p>
-      <w:pPr>
-        <w:numPr>
-          <w:ilvl w:val="0"/>
-          <w:numId w:val="1003"/>
-        </w:numPr>
+    </w:p>
+    <w:p>
+      <w:pPr>
+        <w:pStyle w:val="BodyText"/>
       </w:pPr>
       <w:r>
         <w:t xml:space="preserve">RUDY: Second time today? You’re a regular now, sir.</w:t>
-      </w:r>
-      <w:r>
-        <w:t xml:space="preserve"> </w:t>
-      </w:r>
-      <w:r>
-        <w:t xml:space="preserve">루디: 오늘 두 번째예요? 이제 단골이시네요, 손님.</w:t>
       </w:r>
     </w:p>
     <w:bookmarkEnd w:id="23"/>
@@ -2158,146 +1348,71 @@
     </w:p>
     <w:p>
       <w:pPr>
-        <w:numPr>
-          <w:ilvl w:val="0"/>
-          <w:numId w:val="1004"/>
-        </w:numPr>
+        <w:pStyle w:val="FirstParagraph"/>
       </w:pPr>
       <w:r>
         <w:t xml:space="preserve">NOAH: Diane, it’s me. Tom wants to testify for the Texas bill. With me next to him.</w:t>
       </w:r>
-      <w:r>
-        <w:t xml:space="preserve"> </w:t>
-      </w:r>
-      <w:r>
-        <w:t xml:space="preserve">노아: 다이앤, 나예요. 톰이 텍사스 법안에 찬성 증언을 하고 싶어 해요. 내가 옆에 있는 채로.</w:t>
-      </w:r>
-    </w:p>
-    <w:p>
-      <w:pPr>
-        <w:numPr>
-          <w:ilvl w:val="0"/>
-          <w:numId w:val="1004"/>
-        </w:numPr>
+    </w:p>
+    <w:p>
+      <w:pPr>
+        <w:pStyle w:val="BodyText"/>
       </w:pPr>
       <w:r>
         <w:t xml:space="preserve">DIANE: Did he tell you anything confidential?</w:t>
       </w:r>
-      <w:r>
-        <w:t xml:space="preserve"> </w:t>
-      </w:r>
-      <w:r>
-        <w:t xml:space="preserve">다이앤: 기밀을 말했어요?</w:t>
-      </w:r>
-    </w:p>
-    <w:p>
-      <w:pPr>
-        <w:numPr>
-          <w:ilvl w:val="0"/>
-          <w:numId w:val="1004"/>
-        </w:numPr>
+    </w:p>
+    <w:p>
+      <w:pPr>
+        <w:pStyle w:val="BodyText"/>
       </w:pPr>
       <w:r>
         <w:t xml:space="preserve">NOAH: No. Only public facts and his own history. I stopped him twice before he started.</w:t>
       </w:r>
-      <w:r>
-        <w:t xml:space="preserve"> </w:t>
-      </w:r>
-      <w:r>
-        <w:t xml:space="preserve">노아: 아니요. 공개된 사실과 본인 이력만. 시작하기 전에 두 번 막았어요.</w:t>
-      </w:r>
-    </w:p>
-    <w:p>
-      <w:pPr>
-        <w:numPr>
-          <w:ilvl w:val="0"/>
-          <w:numId w:val="1004"/>
-        </w:numPr>
+    </w:p>
+    <w:p>
+      <w:pPr>
+        <w:pStyle w:val="BodyText"/>
       </w:pPr>
       <w:r>
         <w:t xml:space="preserve">DIANE: Good. Then here’s the legal view. He can testify about his own experience and public information. He can’t use anything he learned at Castellan. If Veyra pays him or hires him, his testimony looks bought, and Castellan’s lawyers will say so in the first five minutes.</w:t>
       </w:r>
-      <w:r>
-        <w:t xml:space="preserve"> </w:t>
-      </w:r>
-      <w:r>
-        <w:t xml:space="preserve">다이앤: 좋아요. 그럼 법적 관점은 이래요. 본인 경험과 공개 정보로는 증언할 수 있어요. 캐슬런에서 알게 된 건 아무것도 쓸 수 없어요. 베이라가 그에게 돈을 주거나 고용하면 증언이 매수된 것처럼 보이고, 캐슬런 변호사들이 처음 5분 안에 그렇게 말할 거예요.</w:t>
-      </w:r>
-    </w:p>
-    <w:p>
-      <w:pPr>
-        <w:numPr>
-          <w:ilvl w:val="0"/>
-          <w:numId w:val="1004"/>
-        </w:numPr>
+    </w:p>
+    <w:p>
+      <w:pPr>
+        <w:pStyle w:val="BodyText"/>
       </w:pPr>
       <w:r>
         <w:t xml:space="preserve">NOAH: So no money. No job.</w:t>
       </w:r>
-      <w:r>
-        <w:t xml:space="preserve"> </w:t>
-      </w:r>
-      <w:r>
-        <w:t xml:space="preserve">노아: 그러니까 돈 없음. 일자리 없음.</w:t>
-      </w:r>
-    </w:p>
-    <w:p>
-      <w:pPr>
-        <w:numPr>
-          <w:ilvl w:val="0"/>
-          <w:numId w:val="1004"/>
-        </w:numPr>
+    </w:p>
+    <w:p>
+      <w:pPr>
+        <w:pStyle w:val="BodyText"/>
       </w:pPr>
       <w:r>
         <w:t xml:space="preserve">DIANE: Not for twelve months. After that, we’ll talk.</w:t>
       </w:r>
-      <w:r>
-        <w:t xml:space="preserve"> </w:t>
-      </w:r>
-      <w:r>
-        <w:t xml:space="preserve">다이앤: 12개월 동안은. 그 뒤엔 얘기해 보죠.</w:t>
-      </w:r>
-    </w:p>
-    <w:p>
-      <w:pPr>
-        <w:numPr>
-          <w:ilvl w:val="0"/>
-          <w:numId w:val="1004"/>
-        </w:numPr>
+    </w:p>
+    <w:p>
+      <w:pPr>
+        <w:pStyle w:val="BodyText"/>
       </w:pPr>
       <w:r>
         <w:t xml:space="preserve">NOAH: Thank you. Elena next.</w:t>
       </w:r>
-      <w:r>
-        <w:t xml:space="preserve"> </w:t>
-      </w:r>
-      <w:r>
-        <w:t xml:space="preserve">노아: 고마워요. 다음은 엘레나.</w:t>
-      </w:r>
-    </w:p>
-    <w:p>
-      <w:pPr>
-        <w:numPr>
-          <w:ilvl w:val="0"/>
-          <w:numId w:val="1004"/>
-        </w:numPr>
+    </w:p>
+    <w:p>
+      <w:pPr>
+        <w:pStyle w:val="BodyText"/>
       </w:pPr>
       <w:r>
         <w:t xml:space="preserve">ELENA: You’re calling from a parking lot. I can hear the smoker.</w:t>
       </w:r>
-      <w:r>
-        <w:t xml:space="preserve"> </w:t>
-      </w:r>
-      <w:r>
-        <w:t xml:space="preserve">엘레나: 주차장에서 전화하는군요. 훈연기 소리가 들려요.</w:t>
-      </w:r>
-    </w:p>
-    <w:p>
-      <w:pPr>
-        <w:numPr>
-          <w:ilvl w:val="0"/>
-          <w:numId w:val="1004"/>
-        </w:numPr>
+    </w:p>
+    <w:p>
+      <w:pPr>
+        <w:pStyle w:val="BodyText"/>
       </w:pPr>
       <w:r>
         <w:t xml:space="preserve">NOAH: Tom wants to testify with me. He told me about</w:t>
@@ -2320,301 +1435,133 @@
       <w:r>
         <w:t xml:space="preserve">And Destiny.</w:t>
       </w:r>
-      <w:r>
-        <w:t xml:space="preserve"> </w:t>
-      </w:r>
-      <w:r>
-        <w:t xml:space="preserve">노아: 톰이 나와 같이 증언하고 싶어 해요.</w:t>
-      </w:r>
-      <w:r>
-        <w:t xml:space="preserve"> </w:t>
-      </w:r>
-      <w:r>
-        <w:t xml:space="preserve">“</w:t>
-      </w:r>
-      <w:r>
-        <w:t xml:space="preserve">오래 남는 결과</w:t>
-      </w:r>
-      <w:r>
-        <w:t xml:space="preserve">”</w:t>
-      </w:r>
-      <w:r>
-        <w:t xml:space="preserve"> </w:t>
-      </w:r>
-      <w:r>
-        <w:t xml:space="preserve">얘기를 했어요. 그리고 데스티니도.</w:t>
-      </w:r>
-    </w:p>
-    <w:p>
-      <w:pPr>
-        <w:numPr>
-          <w:ilvl w:val="0"/>
-          <w:numId w:val="1004"/>
-        </w:numPr>
+    </w:p>
+    <w:p>
+      <w:pPr>
+        <w:pStyle w:val="BodyText"/>
       </w:pPr>
       <w:r>
         <w:t xml:space="preserve">ELENA: …He said her name?</w:t>
       </w:r>
-      <w:r>
-        <w:t xml:space="preserve"> </w:t>
-      </w:r>
-      <w:r>
-        <w:t xml:space="preserve">엘레나: …그녀 이름을 말했어요?</w:t>
-      </w:r>
-    </w:p>
-    <w:p>
-      <w:pPr>
-        <w:numPr>
-          <w:ilvl w:val="0"/>
-          <w:numId w:val="1004"/>
-        </w:numPr>
+    </w:p>
+    <w:p>
+      <w:pPr>
+        <w:pStyle w:val="BodyText"/>
       </w:pPr>
       <w:r>
         <w:t xml:space="preserve">NOAH: I said it. He said he’d made himself forget it.</w:t>
       </w:r>
-      <w:r>
-        <w:t xml:space="preserve"> </w:t>
-      </w:r>
-      <w:r>
-        <w:t xml:space="preserve">노아: 내가 말했어요. 그는 일부러 잊었다고 했고요.</w:t>
-      </w:r>
-    </w:p>
-    <w:p>
-      <w:pPr>
-        <w:numPr>
-          <w:ilvl w:val="0"/>
-          <w:numId w:val="1004"/>
-        </w:numPr>
+    </w:p>
+    <w:p>
+      <w:pPr>
+        <w:pStyle w:val="BodyText"/>
       </w:pPr>
       <w:r>
         <w:t xml:space="preserve">ELENA: Noah, I’ve wanted to hate that man for eight years, and some days I did. But if he means it, he’s the most powerful witness we’ll ever have. Legislators expect me to say it. They expect you to say it. They’ve never heard the man who sold it say it.</w:t>
       </w:r>
-      <w:r>
-        <w:t xml:space="preserve"> </w:t>
-      </w:r>
-      <w:r>
-        <w:t xml:space="preserve">엘레나: 노아, 8년 동안 그 사람을 미워하고 싶었고, 어떤 날은 정말 그랬어요. 하지만 진심이라면, 그는 우리가 가질 수 있는 가장 강력한 증인이에요. 의원들은 내가 그 말을 할 거라고 예상해요. 당신도요. 그걸 판 사람이 그 말을 하는 건 한 번도 들어 본 적이 없죠.</w:t>
-      </w:r>
-    </w:p>
-    <w:p>
-      <w:pPr>
-        <w:numPr>
-          <w:ilvl w:val="0"/>
-          <w:numId w:val="1004"/>
-        </w:numPr>
+    </w:p>
+    <w:p>
+      <w:pPr>
+        <w:pStyle w:val="BodyText"/>
       </w:pPr>
       <w:r>
         <w:t xml:space="preserve">NOAH: And if he doesn’t mean it?</w:t>
       </w:r>
-      <w:r>
-        <w:t xml:space="preserve"> </w:t>
-      </w:r>
-      <w:r>
-        <w:t xml:space="preserve">노아: 그리고 진심이 아니라면요?</w:t>
-      </w:r>
-    </w:p>
-    <w:p>
-      <w:pPr>
-        <w:numPr>
-          <w:ilvl w:val="0"/>
-          <w:numId w:val="1004"/>
-        </w:numPr>
+    </w:p>
+    <w:p>
+      <w:pPr>
+        <w:pStyle w:val="BodyText"/>
       </w:pPr>
       <w:r>
         <w:t xml:space="preserve">ELENA: Then he’ll fail in public, under oath. Either way, the truth comes out.</w:t>
       </w:r>
-      <w:r>
-        <w:t xml:space="preserve"> </w:t>
-      </w:r>
-      <w:r>
-        <w:t xml:space="preserve">엘레나: 그럼 선서하고 공개적으로 실패하겠죠. 어느 쪽이든 진실은 드러나요.</w:t>
-      </w:r>
-    </w:p>
-    <w:p>
-      <w:pPr>
-        <w:numPr>
-          <w:ilvl w:val="0"/>
-          <w:numId w:val="1004"/>
-        </w:numPr>
+    </w:p>
+    <w:p>
+      <w:pPr>
+        <w:pStyle w:val="BodyText"/>
       </w:pPr>
       <w:r>
         <w:t xml:space="preserve">NOAH: One more thing. He needs something to do. Something that isn’t a cage.</w:t>
       </w:r>
-      <w:r>
-        <w:t xml:space="preserve"> </w:t>
-      </w:r>
-      <w:r>
-        <w:t xml:space="preserve">노아: 하나 더. 그는 할 일이 필요해요. 새장이 아닌 일.</w:t>
-      </w:r>
-    </w:p>
-    <w:p>
-      <w:pPr>
-        <w:numPr>
-          <w:ilvl w:val="0"/>
-          <w:numId w:val="1004"/>
-        </w:numPr>
+    </w:p>
+    <w:p>
+      <w:pPr>
+        <w:pStyle w:val="BodyText"/>
       </w:pPr>
       <w:r>
         <w:t xml:space="preserve">ELENA: The patient safety coalition. I chair it. Unpaid, not Veyra, and it needs someone who knows the other side.</w:t>
       </w:r>
-      <w:r>
-        <w:t xml:space="preserve"> </w:t>
-      </w:r>
-      <w:r>
-        <w:t xml:space="preserve">엘레나: 환자 안전 연합. 내가 의장이에요. 무보수고, 베이라가 아니고, 상대편을 아는 사람이 필요해요.</w:t>
-      </w:r>
-    </w:p>
-    <w:p>
-      <w:pPr>
-        <w:numPr>
-          <w:ilvl w:val="0"/>
-          <w:numId w:val="1004"/>
-        </w:numPr>
+    </w:p>
+    <w:p>
+      <w:pPr>
+        <w:pStyle w:val="BodyText"/>
       </w:pPr>
       <w:r>
         <w:t xml:space="preserve">NOAH: An advisory role. Not a job.</w:t>
       </w:r>
-      <w:r>
-        <w:t xml:space="preserve"> </w:t>
-      </w:r>
-      <w:r>
-        <w:t xml:space="preserve">노아: 자문 역할. 일자리가 아니라.</w:t>
-      </w:r>
-    </w:p>
-    <w:p>
-      <w:pPr>
-        <w:numPr>
-          <w:ilvl w:val="0"/>
-          <w:numId w:val="1004"/>
-        </w:numPr>
+    </w:p>
+    <w:p>
+      <w:pPr>
+        <w:pStyle w:val="BodyText"/>
       </w:pPr>
       <w:r>
         <w:t xml:space="preserve">ELENA: An advisory role. And tell him I’ll be watching. Kindly. But watching.</w:t>
       </w:r>
-      <w:r>
-        <w:t xml:space="preserve"> </w:t>
-      </w:r>
-      <w:r>
-        <w:t xml:space="preserve">엘레나: 자문 역할. 그리고 내가 지켜볼 거라고 전해요. 친절하게. 하지만 지켜볼 거라고.</w:t>
-      </w:r>
-    </w:p>
-    <w:p>
-      <w:pPr>
-        <w:numPr>
-          <w:ilvl w:val="0"/>
-          <w:numId w:val="1004"/>
-        </w:numPr>
+    </w:p>
+    <w:p>
+      <w:pPr>
+        <w:pStyle w:val="BodyText"/>
       </w:pPr>
       <w:r>
         <w:t xml:space="preserve">NOAH: Tom. I’ve got answers. Sit down.</w:t>
       </w:r>
-      <w:r>
-        <w:t xml:space="preserve"> </w:t>
-      </w:r>
-      <w:r>
-        <w:t xml:space="preserve">노아: 톰. 답을 가져왔어요. 앉아요.</w:t>
-      </w:r>
-    </w:p>
-    <w:p>
-      <w:pPr>
-        <w:numPr>
-          <w:ilvl w:val="0"/>
-          <w:numId w:val="1004"/>
-        </w:numPr>
+    </w:p>
+    <w:p>
+      <w:pPr>
+        <w:pStyle w:val="BodyText"/>
       </w:pPr>
       <w:r>
         <w:t xml:space="preserve">TOM: Three conditions, I assume. Your company always has three.</w:t>
       </w:r>
-      <w:r>
-        <w:t xml:space="preserve"> </w:t>
-      </w:r>
-      <w:r>
-        <w:t xml:space="preserve">톰: 조건 세 개겠지. 너희 회사는 늘 세 개더군.</w:t>
-      </w:r>
-    </w:p>
-    <w:p>
-      <w:pPr>
-        <w:numPr>
-          <w:ilvl w:val="0"/>
-          <w:numId w:val="1004"/>
-        </w:numPr>
+    </w:p>
+    <w:p>
+      <w:pPr>
+        <w:pStyle w:val="BodyText"/>
       </w:pPr>
       <w:r>
         <w:t xml:space="preserve">NOAH: One. Nothing confidential from Castellan. Only public facts and your own experience. Two. No money and no job from Veyra for twelve months, so nobody can say we bought you. Three. You say what you did wrong yourself, in your own words. Not what Halvern did. What you did.</w:t>
       </w:r>
-      <w:r>
-        <w:t xml:space="preserve"> </w:t>
-      </w:r>
-      <w:r>
-        <w:t xml:space="preserve">노아: 하나. 캐슬런 기밀은 아무것도 안 돼요. 공개된 사실과 본인 경험만. 둘. 12개월 동안 베이라의 돈도 일자리도 없어요. 아무도 우리가 당신을 샀다고 못 하게. 셋. 당신이 뭘 잘못했는지 직접, 당신 말로 해요. 할번이 한 게 아니라. 당신이 한 걸.</w:t>
-      </w:r>
-    </w:p>
-    <w:p>
-      <w:pPr>
-        <w:numPr>
-          <w:ilvl w:val="0"/>
-          <w:numId w:val="1004"/>
-        </w:numPr>
+    </w:p>
+    <w:p>
+      <w:pPr>
+        <w:pStyle w:val="BodyText"/>
       </w:pPr>
       <w:r>
         <w:t xml:space="preserve">TOM: The third one is the hardest.</w:t>
       </w:r>
-      <w:r>
-        <w:t xml:space="preserve"> </w:t>
-      </w:r>
-      <w:r>
-        <w:t xml:space="preserve">톰: 세 번째가 제일 어렵군.</w:t>
-      </w:r>
-    </w:p>
-    <w:p>
-      <w:pPr>
-        <w:numPr>
-          <w:ilvl w:val="0"/>
-          <w:numId w:val="1004"/>
-        </w:numPr>
+    </w:p>
+    <w:p>
+      <w:pPr>
+        <w:pStyle w:val="BodyText"/>
       </w:pPr>
       <w:r>
         <w:t xml:space="preserve">NOAH: It’s the only one that matters.</w:t>
       </w:r>
-      <w:r>
-        <w:t xml:space="preserve"> </w:t>
-      </w:r>
-      <w:r>
-        <w:t xml:space="preserve">노아: 그게 유일하게 중요한 거예요.</w:t>
-      </w:r>
-    </w:p>
-    <w:p>
-      <w:pPr>
-        <w:numPr>
-          <w:ilvl w:val="0"/>
-          <w:numId w:val="1004"/>
-        </w:numPr>
+    </w:p>
+    <w:p>
+      <w:pPr>
+        <w:pStyle w:val="BodyText"/>
       </w:pPr>
       <w:r>
         <w:t xml:space="preserve">TOM: …Accepted. All three.</w:t>
       </w:r>
-      <w:r>
-        <w:t xml:space="preserve"> </w:t>
-      </w:r>
-      <w:r>
-        <w:t xml:space="preserve">톰: …받아들일게. 세 개 다.</w:t>
-      </w:r>
-    </w:p>
-    <w:p>
-      <w:pPr>
-        <w:numPr>
-          <w:ilvl w:val="0"/>
-          <w:numId w:val="1004"/>
-        </w:numPr>
+    </w:p>
+    <w:p>
+      <w:pPr>
+        <w:pStyle w:val="BodyText"/>
       </w:pPr>
       <w:r>
         <w:t xml:space="preserve">NOAH: And Elena’s coalition wants you as an adviser. Unpaid. She said she’ll be watching you. Kindly.</w:t>
-      </w:r>
-      <w:r>
-        <w:t xml:space="preserve"> </w:t>
-      </w:r>
-      <w:r>
-        <w:t xml:space="preserve">노아: 그리고 엘레나의 연합이 당신을 자문으로 원해요. 무보수. 당신을 지켜볼 거래요. 친절하게.</w:t>
       </w:r>
     </w:p>
     <w:bookmarkEnd w:id="24"/>
@@ -2629,257 +1576,122 @@
     </w:p>
     <w:p>
       <w:pPr>
-        <w:numPr>
-          <w:ilvl w:val="0"/>
-          <w:numId w:val="1005"/>
-        </w:numPr>
+        <w:pStyle w:val="FirstParagraph"/>
       </w:pPr>
       <w:r>
         <w:t xml:space="preserve">TOM: Elena Ruiz wants me on her coalition. Ten years ago, she wouldn’t shake my hand.</w:t>
       </w:r>
-      <w:r>
-        <w:t xml:space="preserve"> </w:t>
-      </w:r>
-      <w:r>
-        <w:t xml:space="preserve">톰: 엘레나 루이즈가 자기 연합에 날 원한다. 10년 전엔 내 악수도 안 받았는데.</w:t>
-      </w:r>
-    </w:p>
-    <w:p>
-      <w:pPr>
-        <w:numPr>
-          <w:ilvl w:val="0"/>
-          <w:numId w:val="1005"/>
-        </w:numPr>
+    </w:p>
+    <w:p>
+      <w:pPr>
+        <w:pStyle w:val="BodyText"/>
       </w:pPr>
       <w:r>
         <w:t xml:space="preserve">NOAH: She wouldn’t shake your hand?</w:t>
       </w:r>
-      <w:r>
-        <w:t xml:space="preserve"> </w:t>
-      </w:r>
-      <w:r>
-        <w:t xml:space="preserve">노아: 악수를 안 받았다고요?</w:t>
-      </w:r>
-    </w:p>
-    <w:p>
-      <w:pPr>
-        <w:numPr>
-          <w:ilvl w:val="0"/>
-          <w:numId w:val="1005"/>
-        </w:numPr>
+    </w:p>
+    <w:p>
+      <w:pPr>
+        <w:pStyle w:val="BodyText"/>
       </w:pPr>
       <w:r>
         <w:t xml:space="preserve">TOM: At a conference. In front of everyone. I deserved it.</w:t>
       </w:r>
-      <w:r>
-        <w:t xml:space="preserve"> </w:t>
-      </w:r>
-      <w:r>
-        <w:t xml:space="preserve">톰: 학회에서. 모두가 보는 앞에서. 그럴 만했지.</w:t>
-      </w:r>
-    </w:p>
-    <w:p>
-      <w:pPr>
-        <w:numPr>
-          <w:ilvl w:val="0"/>
-          <w:numId w:val="1005"/>
-        </w:numPr>
+    </w:p>
+    <w:p>
+      <w:pPr>
+        <w:pStyle w:val="BodyText"/>
       </w:pPr>
       <w:r>
         <w:t xml:space="preserve">NOAH: Now the advice you asked for. The three offers. Take none of them. Not yet.</w:t>
       </w:r>
-      <w:r>
-        <w:t xml:space="preserve"> </w:t>
-      </w:r>
-      <w:r>
-        <w:t xml:space="preserve">노아: 이제 당신이 원한 조언. 세 제안. 아무것도 받지 마요. 아직은.</w:t>
-      </w:r>
-    </w:p>
-    <w:p>
-      <w:pPr>
-        <w:numPr>
-          <w:ilvl w:val="0"/>
-          <w:numId w:val="1005"/>
-        </w:numPr>
+    </w:p>
+    <w:p>
+      <w:pPr>
+        <w:pStyle w:val="BodyText"/>
       </w:pPr>
       <w:r>
         <w:t xml:space="preserve">TOM: None? I’m sixty-one. I don’t have time to wait.</w:t>
       </w:r>
-      <w:r>
-        <w:t xml:space="preserve"> </w:t>
-      </w:r>
-      <w:r>
-        <w:t xml:space="preserve">톰: 하나도? 난 예순하나야. 기다릴 시간이 없어.</w:t>
-      </w:r>
-    </w:p>
-    <w:p>
-      <w:pPr>
-        <w:numPr>
-          <w:ilvl w:val="0"/>
-          <w:numId w:val="1005"/>
-        </w:numPr>
+    </w:p>
+    <w:p>
+      <w:pPr>
+        <w:pStyle w:val="BodyText"/>
       </w:pPr>
       <w:r>
         <w:t xml:space="preserve">NOAH: You just waited two hours for brisket. You have time. Testify first. Find out who you are without a title. Then choose. The private equity fund will still be there. The Chinese company will still be there. And Castellan’s cage will always be there.</w:t>
       </w:r>
-      <w:r>
-        <w:t xml:space="preserve"> </w:t>
-      </w:r>
-      <w:r>
-        <w:t xml:space="preserve">노아: 방금 브리스킷 때문에 두 시간을 기다렸잖아요. 시간 있어요. 먼저 증언해요. 직함 없는 당신이 누구인지 알아봐요. 그다음에 골라요. 사모펀드도 그대로 있을 거고. 중국 회사도 그대로 있을 거고. 캐슬런의 새장은 늘 거기 있을 거예요.</w:t>
-      </w:r>
-    </w:p>
-    <w:p>
-      <w:pPr>
-        <w:numPr>
-          <w:ilvl w:val="0"/>
-          <w:numId w:val="1005"/>
-        </w:numPr>
+    </w:p>
+    <w:p>
+      <w:pPr>
+        <w:pStyle w:val="BodyText"/>
       </w:pPr>
       <w:r>
         <w:t xml:space="preserve">TOM: That’s good advice. Annoyingly good.</w:t>
       </w:r>
-      <w:r>
-        <w:t xml:space="preserve"> </w:t>
-      </w:r>
-      <w:r>
-        <w:t xml:space="preserve">톰: 좋은 조언이군. 짜증 날 만큼 좋아.</w:t>
-      </w:r>
-    </w:p>
-    <w:p>
-      <w:pPr>
-        <w:numPr>
-          <w:ilvl w:val="0"/>
-          <w:numId w:val="1005"/>
-        </w:numPr>
+    </w:p>
+    <w:p>
+      <w:pPr>
+        <w:pStyle w:val="BodyText"/>
       </w:pPr>
       <w:r>
         <w:t xml:space="preserve">NOAH: I had good teachers. One of them is paying for lunch.</w:t>
       </w:r>
-      <w:r>
-        <w:t xml:space="preserve"> </w:t>
-      </w:r>
-      <w:r>
-        <w:t xml:space="preserve">노아: 좋은 스승들이 있었어요. 그중 한 명이 점심값을 내고 있죠.</w:t>
-      </w:r>
-    </w:p>
-    <w:p>
-      <w:pPr>
-        <w:numPr>
-          <w:ilvl w:val="0"/>
-          <w:numId w:val="1005"/>
-        </w:numPr>
+    </w:p>
+    <w:p>
+      <w:pPr>
+        <w:pStyle w:val="BodyText"/>
       </w:pPr>
       <w:r>
         <w:t xml:space="preserve">TOM: Noah. You asked what I really wanted. In ten years, I never asked you that. Not once. Not in the garage days, not at Larkspur. I told you what you’d get. I never asked what you needed.</w:t>
       </w:r>
-      <w:r>
-        <w:t xml:space="preserve"> </w:t>
-      </w:r>
-      <w:r>
-        <w:t xml:space="preserve">톰: 노아. 넌 내가 진짜 원하는 게 뭔지 물었어. 10년 동안 난 그걸 한 번도 묻지 않았지. 단 한 번도. 차고 시절에도, 라크스퍼에서도. 네가 뭘 받을지만 말했지. 뭐가 필요한지는 묻지 않았어.</w:t>
-      </w:r>
-    </w:p>
-    <w:p>
-      <w:pPr>
-        <w:numPr>
-          <w:ilvl w:val="0"/>
-          <w:numId w:val="1005"/>
-        </w:numPr>
+    </w:p>
+    <w:p>
+      <w:pPr>
+        <w:pStyle w:val="BodyText"/>
       </w:pPr>
       <w:r>
         <w:t xml:space="preserve">NOAH: You can ask now.</w:t>
       </w:r>
-      <w:r>
-        <w:t xml:space="preserve"> </w:t>
-      </w:r>
-      <w:r>
-        <w:t xml:space="preserve">노아: 지금 물어도 돼요.</w:t>
-      </w:r>
-    </w:p>
-    <w:p>
-      <w:pPr>
-        <w:numPr>
-          <w:ilvl w:val="0"/>
-          <w:numId w:val="1005"/>
-        </w:numPr>
+    </w:p>
+    <w:p>
+      <w:pPr>
+        <w:pStyle w:val="BodyText"/>
       </w:pPr>
       <w:r>
         <w:t xml:space="preserve">TOM: What do you need, Noah?</w:t>
       </w:r>
-      <w:r>
-        <w:t xml:space="preserve"> </w:t>
-      </w:r>
-      <w:r>
-        <w:t xml:space="preserve">톰: 너한테 필요한 게 뭐야, 노아?</w:t>
-      </w:r>
-    </w:p>
-    <w:p>
-      <w:pPr>
-        <w:numPr>
-          <w:ilvl w:val="0"/>
-          <w:numId w:val="1005"/>
-        </w:numPr>
+    </w:p>
+    <w:p>
+      <w:pPr>
+        <w:pStyle w:val="BodyText"/>
       </w:pPr>
       <w:r>
         <w:t xml:space="preserve">NOAH: I need that bill to pass. And I need you to mean every word in that hearing.</w:t>
       </w:r>
-      <w:r>
-        <w:t xml:space="preserve"> </w:t>
-      </w:r>
-      <w:r>
-        <w:t xml:space="preserve">노아: 그 법안이 통과돼야 해요. 그리고 그 공청회에서 당신이 모든 말을 진심으로 해야 하고요.</w:t>
-      </w:r>
-    </w:p>
-    <w:p>
-      <w:pPr>
-        <w:numPr>
-          <w:ilvl w:val="0"/>
-          <w:numId w:val="1005"/>
-        </w:numPr>
+    </w:p>
+    <w:p>
+      <w:pPr>
+        <w:pStyle w:val="BodyText"/>
       </w:pPr>
       <w:r>
         <w:t xml:space="preserve">RUTH: Noah, sorry. The committee posted the date. February eighteenth. Castellan has confirmed its lobbyist will testify against.</w:t>
       </w:r>
-      <w:r>
-        <w:t xml:space="preserve"> </w:t>
-      </w:r>
-      <w:r>
-        <w:t xml:space="preserve">루스: 노아, 미안해요. 위원회가 날짜를 공지했어요. 2월 18일. 캐슬런이 반대 증언할 로비스트를 확정했대요.</w:t>
-      </w:r>
-    </w:p>
-    <w:p>
-      <w:pPr>
-        <w:numPr>
-          <w:ilvl w:val="0"/>
-          <w:numId w:val="1005"/>
-        </w:numPr>
+    </w:p>
+    <w:p>
+      <w:pPr>
+        <w:pStyle w:val="BodyText"/>
       </w:pPr>
       <w:r>
         <w:t xml:space="preserve">TOM: Then for once, I’ll be on the other side of the table from Castellan.</w:t>
       </w:r>
-      <w:r>
-        <w:t xml:space="preserve"> </w:t>
-      </w:r>
-      <w:r>
-        <w:t xml:space="preserve">톰: 그럼 이번만은 캐슬런 맞은편에 앉겠군.</w:t>
-      </w:r>
-    </w:p>
-    <w:p>
-      <w:pPr>
-        <w:numPr>
-          <w:ilvl w:val="0"/>
-          <w:numId w:val="1005"/>
-        </w:numPr>
+    </w:p>
+    <w:p>
+      <w:pPr>
+        <w:pStyle w:val="BodyText"/>
       </w:pPr>
       <w:r>
         <w:t xml:space="preserve">NOAH: And on the same side as me. This time, the same side.</w:t>
-      </w:r>
-      <w:r>
-        <w:t xml:space="preserve"> </w:t>
-      </w:r>
-      <w:r>
-        <w:t xml:space="preserve">노아: 그리고 나와 같은 편에. 이번엔, 같은 편.</w:t>
       </w:r>
     </w:p>
     <w:p>
@@ -3020,7 +1832,7 @@
               <w:jc w:val="left"/>
             </w:pPr>
             <w:r>
-              <w:t xml:space="preserve">8턴. 만남의 목적을 제한하는 표현.</w:t>
+              <w:t xml:space="preserve">도입. 만남의 목적을 제한하는 표현.</w:t>
             </w:r>
           </w:p>
         </w:tc>
@@ -3070,7 +1882,7 @@
               <w:jc w:val="left"/>
             </w:pPr>
             <w:r>
-              <w:t xml:space="preserve">3턴. 해임·퇴사의 완곡 표현.</w:t>
+              <w:t xml:space="preserve">도입. 해임·퇴사의 완곡 표현.</w:t>
             </w:r>
           </w:p>
         </w:tc>
@@ -3120,7 +1932,7 @@
               <w:jc w:val="left"/>
             </w:pPr>
             <w:r>
-              <w:t xml:space="preserve">20턴. 7부 대사의 반사.</w:t>
+              <w:t xml:space="preserve">장면1. 7부 대사의 반사.</w:t>
             </w:r>
           </w:p>
         </w:tc>
@@ -3170,7 +1982,7 @@
               <w:jc w:val="left"/>
             </w:pPr>
             <w:r>
-              <w:t xml:space="preserve">37턴. 경업 방지형 컨설팅.</w:t>
+              <w:t xml:space="preserve">장면1. 경업 방지형 컨설팅.</w:t>
             </w:r>
           </w:p>
         </w:tc>
@@ -3220,7 +2032,7 @@
               <w:jc w:val="left"/>
             </w:pPr>
             <w:r>
-              <w:t xml:space="preserve">52·54턴. 표면 요청 뒤의 진짜 요청.</w:t>
+              <w:t xml:space="preserve">장면2. 표면 요청 뒤의 진짜 요청.</w:t>
             </w:r>
           </w:p>
         </w:tc>
@@ -3270,7 +2082,7 @@
               <w:jc w:val="left"/>
             </w:pPr>
             <w:r>
-              <w:t xml:space="preserve">59턴. 기밀이 아님을 분명히 함.</w:t>
+              <w:t xml:space="preserve">장면2. 기밀이 아님을 분명히 함.</w:t>
             </w:r>
           </w:p>
         </w:tc>
@@ -3320,7 +2132,7 @@
               <w:jc w:val="left"/>
             </w:pPr>
             <w:r>
-              <w:t xml:space="preserve">65턴. 메시지의 신뢰도 설계.</w:t>
+              <w:t xml:space="preserve">장면2. 메시지의 신뢰도 설계.</w:t>
             </w:r>
           </w:p>
         </w:tc>
@@ -3370,7 +2182,7 @@
               <w:jc w:val="left"/>
             </w:pPr>
             <w:r>
-              <w:t xml:space="preserve">69턴. 책임 고백.</w:t>
+              <w:t xml:space="preserve">장면2. 책임 고백.</w:t>
             </w:r>
           </w:p>
         </w:tc>
@@ -3420,7 +2232,7 @@
               <w:jc w:val="left"/>
             </w:pPr>
             <w:r>
-              <w:t xml:space="preserve">97턴. 고용 없는 협력.</w:t>
+              <w:t xml:space="preserve">절정·전환. 고용 없는 협력.</w:t>
             </w:r>
           </w:p>
         </w:tc>
@@ -3470,7 +2282,7 @@
               <w:jc w:val="left"/>
             </w:pPr>
             <w:r>
-              <w:t xml:space="preserve">109턴. 결정 유예 조언.</w:t>
+              <w:t xml:space="preserve">마무리. 결정 유예 조언.</w:t>
             </w:r>
           </w:p>
         </w:tc>
@@ -3783,7 +2595,7 @@
           <w:bCs/>
           <w:b/>
         </w:rPr>
-        <w:t xml:space="preserve">54턴 NOAH:</w:t>
+        <w:t xml:space="preserve">NOAH (장면2):</w:t>
       </w:r>
       <w:r>
         <w:t xml:space="preserve"> </w:t>
@@ -4122,9 +2934,1144 @@
         <w:t xml:space="preserve">사소한 이유로 긴 미팅을 요청한 고객에게, 진짜 용건을 묻는 40단어 안팎의 말 만들기.</w:t>
       </w:r>
     </w:p>
+    <w:p>
+      <w:r>
+        <w:pict>
+          <v:rect style="width:0;height:1.5pt" o:hralign="center" o:hrstd="t" o:hr="t"/>
+        </w:pict>
+      </w:r>
+    </w:p>
     <w:bookmarkEnd w:id="30"/>
     <w:bookmarkEnd w:id="31"/>
+    <w:bookmarkStart w:id="37" w:name="한국어-번역"/>
+    <w:p>
+      <w:pPr>
+        <w:pStyle w:val="Heading2"/>
+      </w:pPr>
+      <w:r>
+        <w:t xml:space="preserve">한국어 번역</w:t>
+      </w:r>
+    </w:p>
+    <w:bookmarkStart w:id="32" w:name="도입-1월-12일-오전-8시-오스틴-본사-1"/>
+    <w:p>
+      <w:pPr>
+        <w:pStyle w:val="Heading3"/>
+      </w:pPr>
+      <w:r>
+        <w:t xml:space="preserve">도입 — 1월 12일 오전 8시, 오스틴 본사</w:t>
+      </w:r>
+    </w:p>
+    <w:p>
+      <w:pPr>
+        <w:pStyle w:val="FirstParagraph"/>
+      </w:pPr>
+      <w:r>
+        <w:t xml:space="preserve">루스: 봤어요? 캐슬런이 오늘 아침 새 에스테틱 경영진을 발표했어요. 톰 브레넌이 명단에 없어요.</w:t>
+      </w:r>
+    </w:p>
+    <w:p>
+      <w:pPr>
+        <w:pStyle w:val="BodyText"/>
+      </w:pPr>
+      <w:r>
+        <w:t xml:space="preserve">노아: 명단에 없다. 그 말은?</w:t>
+      </w:r>
+    </w:p>
+    <w:p>
+      <w:pPr>
+        <w:pStyle w:val="BodyText"/>
+      </w:pPr>
+      <w:r>
+        <w:t xml:space="preserve">루스:</w:t>
+      </w:r>
+      <w:r>
+        <w:t xml:space="preserve"> </w:t>
+      </w:r>
+      <w:r>
+        <w:t xml:space="preserve">“</w:t>
+      </w:r>
+      <w:r>
+        <w:t xml:space="preserve">브레넌 씨는 다른 기회를 찾아 떠날 예정</w:t>
+      </w:r>
+      <w:r>
+        <w:t xml:space="preserve">”</w:t>
+      </w:r>
+      <w:r>
+        <w:t xml:space="preserve">이라는 뜻이죠. 거래 완료 3주 만에.</w:t>
+      </w:r>
+    </w:p>
+    <w:p>
+      <w:pPr>
+        <w:pStyle w:val="BodyText"/>
+      </w:pPr>
+      <w:r>
+        <w:t xml:space="preserve">노아: 할번에서 커리어 전부. 캐슬런에서 3주.</w:t>
+      </w:r>
+    </w:p>
+    <w:p>
+      <w:pPr>
+        <w:pStyle w:val="BodyText"/>
+      </w:pPr>
+      <w:r>
+        <w:t xml:space="preserve">루스: 큰 회사가 작은 회사를 소화하는 방식이죠. 빨리, 씹지도 않고.</w:t>
+      </w:r>
+    </w:p>
+    <w:p>
+      <w:pPr>
+        <w:pStyle w:val="BodyText"/>
+      </w:pPr>
+      <w:r>
+        <w:t xml:space="preserve">노아: 휴대폰. 문자예요. 톰한테서.</w:t>
+      </w:r>
+    </w:p>
+    <w:p>
+      <w:pPr>
+        <w:pStyle w:val="BodyText"/>
+      </w:pPr>
+      <w:r>
+        <w:t xml:space="preserve">루스: 읽어요. 아니면 말고요. 당신 선택이에요.</w:t>
+      </w:r>
+    </w:p>
+    <w:p>
+      <w:pPr>
+        <w:pStyle w:val="BodyText"/>
+      </w:pPr>
+      <w:r>
+        <w:t xml:space="preserve">노아:</w:t>
+      </w:r>
+      <w:r>
+        <w:t xml:space="preserve"> </w:t>
+      </w:r>
+      <w:r>
+        <w:t xml:space="preserve">“</w:t>
+      </w:r>
+      <w:r>
+        <w:t xml:space="preserve">바비큐? 너희 도시. 내가 살게. 조언만. 오직 조언만. —T.</w:t>
+      </w:r>
+      <w:r>
+        <w:t xml:space="preserve">”</w:t>
+      </w:r>
+    </w:p>
+    <w:p>
+      <w:pPr>
+        <w:pStyle w:val="BodyText"/>
+      </w:pPr>
+      <w:r>
+        <w:t xml:space="preserve">엘레나: 조언. 우릴 두 번 사려 했고 해나를 가로채 간 사람한테서.</w:t>
+      </w:r>
+    </w:p>
+    <w:p>
+      <w:pPr>
+        <w:pStyle w:val="BodyText"/>
+      </w:pPr>
+      <w:r>
+        <w:t xml:space="preserve">노아: 조언을 구하는 거예요. 주는 게 아니라.</w:t>
+      </w:r>
+    </w:p>
+    <w:p>
+      <w:pPr>
+        <w:pStyle w:val="BodyText"/>
+      </w:pPr>
+      <w:r>
+        <w:t xml:space="preserve">엘레나: …그건 새롭네요.</w:t>
+      </w:r>
+    </w:p>
+    <w:p>
+      <w:pPr>
+        <w:pStyle w:val="BodyText"/>
+      </w:pPr>
+      <w:r>
+        <w:t xml:space="preserve">다이앤: 간다면 세 가지 규칙. 캐슬런에 대해 묻지 마요. 어떤 문서도 받지 마요. 그리고 그가 기밀을 말하기 시작하면 정중하게 멈추게 하고, 나중에 나한테 전부, 한 마디도 빼지 말고 말해요.</w:t>
+      </w:r>
+    </w:p>
+    <w:p>
+      <w:pPr>
+        <w:pStyle w:val="BodyText"/>
+      </w:pPr>
+      <w:r>
+        <w:t xml:space="preserve">노아: FDA 실사 때 수진 씨처럼 말하네요.</w:t>
+      </w:r>
+    </w:p>
+    <w:p>
+      <w:pPr>
+        <w:pStyle w:val="BodyText"/>
+      </w:pPr>
+      <w:r>
+        <w:t xml:space="preserve">다이앤: 수진 씨도 누군가한테서 배웠죠. 수요일에 가요. 수첩과 식욕을 챙겨서.</w:t>
+      </w:r>
+    </w:p>
+    <w:p>
+      <w:pPr>
+        <w:pStyle w:val="BodyText"/>
+      </w:pPr>
+      <w:r>
+        <w:t xml:space="preserve">노아: 좋다고 해 줘요. 이스트 11번가 루디네. 11시. 그리고 줄 얘기도 해 줘요.</w:t>
+      </w:r>
+    </w:p>
     <w:bookmarkEnd w:id="32"/>
+    <w:bookmarkStart w:id="33" w:name="장면1-1월-14일-오전-11시-바비큐집-줄-1"/>
+    <w:p>
+      <w:pPr>
+        <w:pStyle w:val="Heading3"/>
+      </w:pPr>
+      <w:r>
+        <w:t xml:space="preserve">장면1 — 1월 14일 오전 11시, 바비큐집 줄</w:t>
+      </w:r>
+    </w:p>
+    <w:p>
+      <w:pPr>
+        <w:pStyle w:val="FirstParagraph"/>
+      </w:pPr>
+      <w:r>
+        <w:t xml:space="preserve">톰: 노아. 9시부터 이 줄에 서 있었어. 두 시간. 평생 뭘 기다리며 줄 서 본 적이 없어.</w:t>
+      </w:r>
+    </w:p>
+    <w:p>
+      <w:pPr>
+        <w:pStyle w:val="BodyText"/>
+      </w:pPr>
+      <w:r>
+        <w:t xml:space="preserve">노아: 오스틴에 온 걸 환영해요. 루디는 예약을 안 받아요. 대통령도요.</w:t>
+      </w:r>
+    </w:p>
+    <w:p>
+      <w:pPr>
+        <w:pStyle w:val="BodyText"/>
+      </w:pPr>
+      <w:r>
+        <w:t xml:space="preserve">톰: 난 더 이상 사장이 아니야. 어디에서도.</w:t>
+      </w:r>
+    </w:p>
+    <w:p>
+      <w:pPr>
+        <w:pStyle w:val="BodyText"/>
+      </w:pPr>
+      <w:r>
+        <w:t xml:space="preserve">노아: 들었어요. 유감이에요, 톰.</w:t>
+      </w:r>
+    </w:p>
+    <w:p>
+      <w:pPr>
+        <w:pStyle w:val="BodyText"/>
+      </w:pPr>
+      <w:r>
+        <w:t xml:space="preserve">톰: 그러지 마. 음, 조금은 해도 돼. 화상 통화였어. 11분. 캐슬런 부사장, 서른네 살, 화면을 보고 읽더군. 끝에</w:t>
+      </w:r>
+      <w:r>
+        <w:t xml:space="preserve"> </w:t>
+      </w:r>
+      <w:r>
+        <w:t xml:space="preserve">“</w:t>
+      </w:r>
+      <w:r>
+        <w:t xml:space="preserve">개인적인 감정은 없어요, 톰. 그냥 비즈니스예요</w:t>
+      </w:r>
+      <w:r>
+        <w:t xml:space="preserve">”</w:t>
+      </w:r>
+      <w:r>
+        <w:t xml:space="preserve">라고 했어. 그리고 깨달았지. 2년 전 저녁 자리에서 내가 너한테 똑같은 문장을 했다는 걸.</w:t>
+      </w:r>
+    </w:p>
+    <w:p>
+      <w:pPr>
+        <w:pStyle w:val="BodyText"/>
+      </w:pPr>
+      <w:r>
+        <w:t xml:space="preserve">노아: 했죠. 라크스퍼에서. 아주 비싼 와인과 함께.</w:t>
+      </w:r>
+    </w:p>
+    <w:p>
+      <w:pPr>
+        <w:pStyle w:val="BodyText"/>
+      </w:pPr>
+      <w:r>
+        <w:t xml:space="preserve">톰: 어떤 기분이었어? 그 말을 듣는 게?</w:t>
+      </w:r>
+    </w:p>
+    <w:p>
+      <w:pPr>
+        <w:pStyle w:val="BodyText"/>
+      </w:pPr>
+      <w:r>
+        <w:t xml:space="preserve">노아: 누군가 내 회사를 스프레드시트로 결정해 버린 기분이었어요.</w:t>
+      </w:r>
+    </w:p>
+    <w:p>
+      <w:pPr>
+        <w:pStyle w:val="BodyText"/>
+      </w:pPr>
+      <w:r>
+        <w:t xml:space="preserve">톰: 그래. 정확히 그런 기분이었어.</w:t>
+      </w:r>
+    </w:p>
+    <w:p>
+      <w:pPr>
+        <w:pStyle w:val="BodyText"/>
+      </w:pPr>
+      <w:r>
+        <w:t xml:space="preserve">루디: 다음! 신사분들, 뭘로 하시겠어요?</w:t>
+      </w:r>
+    </w:p>
+    <w:p>
+      <w:pPr>
+        <w:pStyle w:val="BodyText"/>
+      </w:pPr>
+      <w:r>
+        <w:t xml:space="preserve">톰: 전부 다. 브리스킷, 립, 소시지. 그리고 이 친구가 먹는 걸로.</w:t>
+      </w:r>
+    </w:p>
+    <w:p>
+      <w:pPr>
+        <w:pStyle w:val="BodyText"/>
+      </w:pPr>
+      <w:r>
+        <w:t xml:space="preserve">노아: 브리스킷, 살코기로, 반 파운드. 그리고 콩. 고마워요, 루디.</w:t>
+      </w:r>
+    </w:p>
+    <w:p>
+      <w:pPr>
+        <w:pStyle w:val="BodyText"/>
+      </w:pPr>
+      <w:r>
+        <w:t xml:space="preserve">루디: 노아, 손님 데려온 적 없잖아요. 이분은 누구예요?</w:t>
+      </w:r>
+    </w:p>
+    <w:p>
+      <w:pPr>
+        <w:pStyle w:val="BodyText"/>
+      </w:pPr>
+      <w:r>
+        <w:t xml:space="preserve">노아: 오랜 경쟁자예요. 이 사람이 내요.</w:t>
+      </w:r>
+    </w:p>
+    <w:p>
+      <w:pPr>
+        <w:pStyle w:val="BodyText"/>
+      </w:pPr>
+      <w:r>
+        <w:t xml:space="preserve">루디: 그럼 소스 추가해 드리죠. 경쟁자들은 필요하거든요.</w:t>
+      </w:r>
+    </w:p>
+    <w:p>
+      <w:pPr>
+        <w:pStyle w:val="BodyText"/>
+      </w:pPr>
+      <w:r>
+        <w:t xml:space="preserve">톰: 너희 도시는 관습이 이상하군.</w:t>
+      </w:r>
+    </w:p>
+    <w:p>
+      <w:pPr>
+        <w:pStyle w:val="BodyText"/>
+      </w:pPr>
+      <w:r>
+        <w:t xml:space="preserve">노아: 톰, 앉기 전에. 변호사가 규칙을 줬어요. 공개되지 않은 캐슬런 얘기는 아무것도 들을 수 없어요.</w:t>
+      </w:r>
+    </w:p>
+    <w:p>
+      <w:pPr>
+        <w:pStyle w:val="BodyText"/>
+      </w:pPr>
+      <w:r>
+        <w:t xml:space="preserve">톰: 다이앤. 당연하지. 이 브리스킷보다 두꺼운 비밀유지 계약서에 서명했다고 전해. 시험할 생각 없어.</w:t>
+      </w:r>
+    </w:p>
+    <w:p>
+      <w:pPr>
+        <w:pStyle w:val="BodyText"/>
+      </w:pPr>
+      <w:r>
+        <w:t xml:space="preserve">노아: 그럼 필요한 조언이 뭐예요?</w:t>
+      </w:r>
+    </w:p>
+    <w:p>
+      <w:pPr>
+        <w:pStyle w:val="BodyText"/>
+      </w:pPr>
+      <w:r>
+        <w:t xml:space="preserve">톰: 제안이 세 개 있어. 사모펀드가 운영 파트너로 원하고. 중국 필러 회사는 미국 출시를 맡아 달라고 하고. 그리고 캐슬런은 내가 다른 두 곳에 가지 않도록 컨설턴트로 돈을 주겠다고 해.</w:t>
+      </w:r>
+    </w:p>
+    <w:p>
+      <w:pPr>
+        <w:pStyle w:val="BodyText"/>
+      </w:pPr>
+      <w:r>
+        <w:t xml:space="preserve">노아: 경쟁하지 말라고 돈을 주는 거네요.</w:t>
+      </w:r>
+    </w:p>
+    <w:p>
+      <w:pPr>
+        <w:pStyle w:val="BodyText"/>
+      </w:pPr>
+      <w:r>
+        <w:t xml:space="preserve">톰: 그쪽은</w:t>
+      </w:r>
+      <w:r>
+        <w:t xml:space="preserve"> </w:t>
+      </w:r>
+      <w:r>
+        <w:t xml:space="preserve">“</w:t>
+      </w:r>
+      <w:r>
+        <w:t xml:space="preserve">전환 지원</w:t>
+      </w:r>
+      <w:r>
+        <w:t xml:space="preserve">”</w:t>
+      </w:r>
+      <w:r>
+        <w:t xml:space="preserve">이라고 불러. 난 아주 편안한 새장이라고 부르고.</w:t>
+      </w:r>
+    </w:p>
+    <w:p>
+      <w:pPr>
+        <w:pStyle w:val="BodyText"/>
+      </w:pPr>
+      <w:r>
+        <w:t xml:space="preserve">노아: 그리고 어느 걸 받을지 나한테 말해 달라는 거고요.</w:t>
+      </w:r>
+    </w:p>
+    <w:p>
+      <w:pPr>
+        <w:pStyle w:val="BodyText"/>
+      </w:pPr>
+      <w:r>
+        <w:t xml:space="preserve">톰: 내가 제안한 것보다 큰돈을 거절한 CEO는 너밖에 몰라. 두 번이나.</w:t>
+      </w:r>
+    </w:p>
+    <w:p>
+      <w:pPr>
+        <w:pStyle w:val="BodyText"/>
+      </w:pPr>
+      <w:r>
+        <w:t xml:space="preserve">노아: 당신 돈을 거절한 건 당신이 내게 뭐가 필요한지 한 번도 묻지 않았기 때문이에요.</w:t>
+      </w:r>
+    </w:p>
+    <w:p>
+      <w:pPr>
+        <w:pStyle w:val="BodyText"/>
+      </w:pPr>
+      <w:r>
+        <w:t xml:space="preserve">톰: 이제 알아. 오스틴의 스물일곱 살이 기자한테 말했더군.</w:t>
+      </w:r>
+    </w:p>
+    <w:p>
+      <w:pPr>
+        <w:pStyle w:val="BodyText"/>
+      </w:pPr>
+      <w:r>
+        <w:t xml:space="preserve">노아: 마야. 기자한테 말해요?</w:t>
+      </w:r>
+    </w:p>
+    <w:p>
+      <w:pPr>
+        <w:pStyle w:val="BodyText"/>
+      </w:pPr>
+      <w:r>
+        <w:t xml:space="preserve">톰: 가격보다 먼저 뭐가 필요한지 물었다고 했어. 업계 신문에서. 네 번 읽었어.</w:t>
+      </w:r>
+    </w:p>
+    <w:p>
+      <w:pPr>
+        <w:pStyle w:val="BodyText"/>
+      </w:pPr>
+      <w:r>
+        <w:t xml:space="preserve">노아: 앉죠. 저 테이블, 울타리 옆에.</w:t>
+      </w:r>
+    </w:p>
+    <w:p>
+      <w:pPr>
+        <w:pStyle w:val="BodyText"/>
+      </w:pPr>
+      <w:r>
+        <w:t xml:space="preserve">톰: 피크닉 테이블. 1월에.</w:t>
+      </w:r>
+    </w:p>
+    <w:p>
+      <w:pPr>
+        <w:pStyle w:val="BodyText"/>
+      </w:pPr>
+      <w:r>
+        <w:t xml:space="preserve">노아: 18도예요, 톰. 이게 텍사스의 1월이에요.</w:t>
+      </w:r>
+    </w:p>
+    <w:p>
+      <w:pPr>
+        <w:pStyle w:val="BodyText"/>
+      </w:pPr>
+      <w:r>
+        <w:t xml:space="preserve">톰: 고향이었으면 코트 입고 장례식에 갔을 거야.</w:t>
+      </w:r>
+    </w:p>
+    <w:p>
+      <w:pPr>
+        <w:pStyle w:val="BodyText"/>
+      </w:pPr>
+      <w:r>
+        <w:t xml:space="preserve">노아: 누구 장례식이요?</w:t>
+      </w:r>
+    </w:p>
+    <w:p>
+      <w:pPr>
+        <w:pStyle w:val="BodyText"/>
+      </w:pPr>
+      <w:r>
+        <w:t xml:space="preserve">톰: 내 거. 직업적으로 말하자면.</w:t>
+      </w:r>
+    </w:p>
+    <w:p>
+      <w:pPr>
+        <w:pStyle w:val="BodyText"/>
+      </w:pPr>
+      <w:r>
+        <w:t xml:space="preserve">노아: 죽은 게 아니에요, 톰. 실직한 거죠. 이 도시에선 그걸</w:t>
+      </w:r>
+      <w:r>
+        <w:t xml:space="preserve"> </w:t>
+      </w:r>
+      <w:r>
+        <w:t xml:space="preserve">“</w:t>
+      </w:r>
+      <w:r>
+        <w:t xml:space="preserve">스타트업 사이</w:t>
+      </w:r>
+      <w:r>
+        <w:t xml:space="preserve">”</w:t>
+      </w:r>
+      <w:r>
+        <w:t xml:space="preserve">라고 해요.</w:t>
+      </w:r>
+    </w:p>
+    <w:bookmarkEnd w:id="33"/>
+    <w:bookmarkStart w:id="34" w:name="장면2-정오-피크닉-테이블-1"/>
+    <w:p>
+      <w:pPr>
+        <w:pStyle w:val="Heading3"/>
+      </w:pPr>
+      <w:r>
+        <w:t xml:space="preserve">장면2 — 정오, 피크닉 테이블</w:t>
+      </w:r>
+    </w:p>
+    <w:p>
+      <w:pPr>
+        <w:pStyle w:val="FirstParagraph"/>
+      </w:pPr>
+      <w:r>
+        <w:t xml:space="preserve">톰: 그래서. 어느 제안이야?</w:t>
+      </w:r>
+    </w:p>
+    <w:p>
+      <w:pPr>
+        <w:pStyle w:val="BodyText"/>
+      </w:pPr>
+      <w:r>
+        <w:t xml:space="preserve">노아: 답하기 전에, 하나 물어봐도 돼요? 진짜로 묻는 게 뭐예요?</w:t>
+      </w:r>
+    </w:p>
+    <w:p>
+      <w:pPr>
+        <w:pStyle w:val="BodyText"/>
+      </w:pPr>
+      <w:r>
+        <w:t xml:space="preserve">톰: 방금 말했잖아. 제안 세 개.</w:t>
+      </w:r>
+    </w:p>
+    <w:p>
+      <w:pPr>
+        <w:pStyle w:val="BodyText"/>
+      </w:pPr>
+      <w:r>
+        <w:t xml:space="preserve">노아: 톰, 절대 서지 않을 줄에 두 시간을 섰어요. 스프레드시트로 답할 수 있는 질문을 하려고. 돈에 대한 내 조언은 필요 없잖아요. 돈은 늘 당신이 나보다 잘 알았으니까. 그러니까 진짜로 묻는 게 뭐예요?</w:t>
+      </w:r>
+    </w:p>
+    <w:p>
+      <w:pPr>
+        <w:pStyle w:val="BodyText"/>
+      </w:pPr>
+      <w:r>
+        <w:t xml:space="preserve">톰: …누군가한테서 배웠군.</w:t>
+      </w:r>
+    </w:p>
+    <w:p>
+      <w:pPr>
+        <w:pStyle w:val="BodyText"/>
+      </w:pPr>
+      <w:r>
+        <w:t xml:space="preserve">노아: 엘레나한테서요. 그리고 냅킨. 말해 봐요.</w:t>
+      </w:r>
+    </w:p>
+    <w:p>
+      <w:pPr>
+        <w:pStyle w:val="BodyText"/>
+      </w:pPr>
+      <w:r>
+        <w:t xml:space="preserve">톰: 먼저 공개된 얘기를 해도 될까? 누구나 읽을 수 있는 거?</w:t>
+      </w:r>
+    </w:p>
+    <w:p>
+      <w:pPr>
+        <w:pStyle w:val="BodyText"/>
+      </w:pPr>
+      <w:r>
+        <w:t xml:space="preserve">노아: 공개된 거라면 괜찮아요.</w:t>
+      </w:r>
+    </w:p>
+    <w:p>
+      <w:pPr>
+        <w:pStyle w:val="BodyText"/>
+      </w:pPr>
+      <w:r>
+        <w:t xml:space="preserve">톰: 텍사스 주의회에 법안이 있어. 면허 있는 의료인만 필러를 주사할 수 있게 하는 거지. 부엌 파티도, 주말 자격증도 더 이상 없고. 공청회가 다음 달이야. 그리고 캐슬런이 반대 로비스트를 세 명 등록했어. 그건 공개 기록에 있어.</w:t>
+      </w:r>
+    </w:p>
+    <w:p>
+      <w:pPr>
+        <w:pStyle w:val="BodyText"/>
+      </w:pPr>
+      <w:r>
+        <w:t xml:space="preserve">노아: 그 법안 알아요. 엘레나가 의료 부분 작성을 도왔어요.</w:t>
+      </w:r>
+    </w:p>
+    <w:p>
+      <w:pPr>
+        <w:pStyle w:val="BodyText"/>
+      </w:pPr>
+      <w:r>
+        <w:t xml:space="preserve">톰: 증언하고 싶어. 찬성 쪽으로.</w:t>
+      </w:r>
+    </w:p>
+    <w:p>
+      <w:pPr>
+        <w:pStyle w:val="BodyText"/>
+      </w:pPr>
+      <w:r>
+        <w:t xml:space="preserve">노아: 찬성. 당신의 옛 회사에 반대해서.</w:t>
+      </w:r>
+    </w:p>
+    <w:p>
+      <w:pPr>
+        <w:pStyle w:val="BodyText"/>
+      </w:pPr>
+      <w:r>
+        <w:t xml:space="preserve">톰: 내가 만드는 걸 도왔던 것에 반대해서. 그리고 네가 옆에 있었으면 해. 같은 테이블, 같은 공청회.</w:t>
+      </w:r>
+    </w:p>
+    <w:p>
+      <w:pPr>
+        <w:pStyle w:val="BodyText"/>
+      </w:pPr>
+      <w:r>
+        <w:t xml:space="preserve">노아: 왜 나예요?</w:t>
+      </w:r>
+    </w:p>
+    <w:p>
+      <w:pPr>
+        <w:pStyle w:val="BodyText"/>
+      </w:pPr>
+      <w:r>
+        <w:t xml:space="preserve">톰: 내가 혼자 가면 복수니까. 해고된 임원이 자기를 해고한 회사를 공격하는 거고, 모든 신문이 그렇게 쓸 거야. 우리가 같이 가면, 이 업계 최대 경쟁자 둘이 나란히 같은 말을 하는 거면, 그건 내 얘기가 아니야. 안전 얘기지.</w:t>
+      </w:r>
+    </w:p>
+    <w:p>
+      <w:pPr>
+        <w:pStyle w:val="BodyText"/>
+      </w:pPr>
+      <w:r>
+        <w:t xml:space="preserve">노아: 톰, 좋은 논리네요. 그리고 복수를 원하는 사람이 할 논리와 정확히 같기도 하고요.</w:t>
+      </w:r>
+    </w:p>
+    <w:p>
+      <w:pPr>
+        <w:pStyle w:val="BodyText"/>
+      </w:pPr>
+      <w:r>
+        <w:t xml:space="preserve">톰: 맞는 말이야. 그럼 논리가 아닌 걸 말해 줄게.</w:t>
+      </w:r>
+    </w:p>
+    <w:p>
+      <w:pPr>
+        <w:pStyle w:val="BodyText"/>
+      </w:pPr>
+      <w:r>
+        <w:t xml:space="preserve">노아: 하세요.</w:t>
+      </w:r>
+    </w:p>
+    <w:p>
+      <w:pPr>
+        <w:pStyle w:val="BodyText"/>
+      </w:pPr>
+      <w:r>
+        <w:t xml:space="preserve">톰: 몇 년 전 할번이 캠페인을 했어.</w:t>
+      </w:r>
+      <w:r>
+        <w:t xml:space="preserve"> </w:t>
+      </w:r>
+      <w:r>
+        <w:t xml:space="preserve">‘</w:t>
+      </w:r>
+      <w:r>
+        <w:t xml:space="preserve">오래 남는 결과.</w:t>
+      </w:r>
+      <w:r>
+        <w:t xml:space="preserve">’</w:t>
+      </w:r>
+      <w:r>
+        <w:t xml:space="preserve"> </w:t>
+      </w:r>
+      <w:r>
+        <w:t xml:space="preserve">내 문구였지. 그리고 우린 사업자 번호만 있으면 누구에게나 팔았어. 메드스파, 주말 과정, 만나 본 적도 없는 사람들. 휴스턴의 그 여자가 다쳤을 때, 조리대에 너희 상자가 있었지. 우리 팀은 그녀 이야기를 너희를 공격하는 영업에 썼어. 내가 승인했어. 난 알면서 팔았어.</w:t>
+      </w:r>
+    </w:p>
+    <w:p>
+      <w:pPr>
+        <w:pStyle w:val="BodyText"/>
+      </w:pPr>
+      <w:r>
+        <w:t xml:space="preserve">노아: 데스티니 라모스.</w:t>
+      </w:r>
+    </w:p>
+    <w:p>
+      <w:pPr>
+        <w:pStyle w:val="BodyText"/>
+      </w:pPr>
+      <w:r>
+        <w:t xml:space="preserve">톰: 이름을 아는군. 당연하지. 난 일부러 잊었어.</w:t>
+      </w:r>
+    </w:p>
+    <w:p>
+      <w:pPr>
+        <w:pStyle w:val="BodyText"/>
+      </w:pPr>
+      <w:r>
+        <w:t xml:space="preserve">노아: 엘레나는 이름을 절대 잊지 않아요.</w:t>
+      </w:r>
+    </w:p>
+    <w:p>
+      <w:pPr>
+        <w:pStyle w:val="BodyText"/>
+      </w:pPr>
+      <w:r>
+        <w:t xml:space="preserve">톰: 우리가 보이지 않는 경로로 팔고 있다는 걸 알았어. 다들 알았지. 아무도 적지 않았어. 적으면 뭔가 해야 하니까. 그걸 용서해 달라는 게 아니야. 중요한 방에서 그걸 소리 내어 말하게 해 달라는 거야.</w:t>
+      </w:r>
+    </w:p>
+    <w:p>
+      <w:pPr>
+        <w:pStyle w:val="BodyText"/>
+      </w:pPr>
+      <w:r>
+        <w:t xml:space="preserve">노아: …그건 논리가 아니네요.</w:t>
+      </w:r>
+    </w:p>
+    <w:p>
+      <w:pPr>
+        <w:pStyle w:val="BodyText"/>
+      </w:pPr>
+      <w:r>
+        <w:t xml:space="preserve">톰: 아니지. 10년 만에 처음 너한테 한 진짜 말이야.</w:t>
+      </w:r>
+    </w:p>
+    <w:p>
+      <w:pPr>
+        <w:pStyle w:val="BodyText"/>
+      </w:pPr>
+      <w:r>
+        <w:t xml:space="preserve">노아: 15분만 줘요. 전화 두 통 해야 해요.</w:t>
+      </w:r>
+    </w:p>
+    <w:p>
+      <w:pPr>
+        <w:pStyle w:val="BodyText"/>
+      </w:pPr>
+      <w:r>
+        <w:t xml:space="preserve">톰: 다이앤과 엘레나.</w:t>
+      </w:r>
+    </w:p>
+    <w:p>
+      <w:pPr>
+        <w:pStyle w:val="BodyText"/>
+      </w:pPr>
+      <w:r>
+        <w:t xml:space="preserve">노아: 그 순서로요.</w:t>
+      </w:r>
+    </w:p>
+    <w:p>
+      <w:pPr>
+        <w:pStyle w:val="BodyText"/>
+      </w:pPr>
+      <w:r>
+        <w:t xml:space="preserve">톰: 브리스킷 더 가져올게. 줄 서는 게 치료처럼 느껴지기 시작했어.</w:t>
+      </w:r>
+    </w:p>
+    <w:p>
+      <w:pPr>
+        <w:pStyle w:val="BodyText"/>
+      </w:pPr>
+      <w:r>
+        <w:t xml:space="preserve">루디: 오늘 두 번째예요? 이제 단골이시네요, 손님.</w:t>
+      </w:r>
+    </w:p>
+    <w:bookmarkEnd w:id="34"/>
+    <w:bookmarkStart w:id="35" w:name="절정전환-오후-1시-주차장-통화-1"/>
+    <w:p>
+      <w:pPr>
+        <w:pStyle w:val="Heading3"/>
+      </w:pPr>
+      <w:r>
+        <w:t xml:space="preserve">절정·전환 — 오후 1시, 주차장 통화</w:t>
+      </w:r>
+    </w:p>
+    <w:p>
+      <w:pPr>
+        <w:pStyle w:val="FirstParagraph"/>
+      </w:pPr>
+      <w:r>
+        <w:t xml:space="preserve">노아: 다이앤, 나예요. 톰이 텍사스 법안에 찬성 증언을 하고 싶어 해요. 내가 옆에 있는 채로.</w:t>
+      </w:r>
+    </w:p>
+    <w:p>
+      <w:pPr>
+        <w:pStyle w:val="BodyText"/>
+      </w:pPr>
+      <w:r>
+        <w:t xml:space="preserve">다이앤: 기밀을 말했어요?</w:t>
+      </w:r>
+    </w:p>
+    <w:p>
+      <w:pPr>
+        <w:pStyle w:val="BodyText"/>
+      </w:pPr>
+      <w:r>
+        <w:t xml:space="preserve">노아: 아니요. 공개된 사실과 본인 이력만. 시작하기 전에 두 번 막았어요.</w:t>
+      </w:r>
+    </w:p>
+    <w:p>
+      <w:pPr>
+        <w:pStyle w:val="BodyText"/>
+      </w:pPr>
+      <w:r>
+        <w:t xml:space="preserve">다이앤: 좋아요. 그럼 법적 관점은 이래요. 본인 경험과 공개 정보로는 증언할 수 있어요. 캐슬런에서 알게 된 건 아무것도 쓸 수 없어요. 베이라가 그에게 돈을 주거나 고용하면 증언이 매수된 것처럼 보이고, 캐슬런 변호사들이 처음 5분 안에 그렇게 말할 거예요.</w:t>
+      </w:r>
+    </w:p>
+    <w:p>
+      <w:pPr>
+        <w:pStyle w:val="BodyText"/>
+      </w:pPr>
+      <w:r>
+        <w:t xml:space="preserve">노아: 그러니까 돈 없음. 일자리 없음.</w:t>
+      </w:r>
+    </w:p>
+    <w:p>
+      <w:pPr>
+        <w:pStyle w:val="BodyText"/>
+      </w:pPr>
+      <w:r>
+        <w:t xml:space="preserve">다이앤: 12개월 동안은. 그 뒤엔 얘기해 보죠.</w:t>
+      </w:r>
+    </w:p>
+    <w:p>
+      <w:pPr>
+        <w:pStyle w:val="BodyText"/>
+      </w:pPr>
+      <w:r>
+        <w:t xml:space="preserve">노아: 고마워요. 다음은 엘레나.</w:t>
+      </w:r>
+    </w:p>
+    <w:p>
+      <w:pPr>
+        <w:pStyle w:val="BodyText"/>
+      </w:pPr>
+      <w:r>
+        <w:t xml:space="preserve">엘레나: 주차장에서 전화하는군요. 훈연기 소리가 들려요.</w:t>
+      </w:r>
+    </w:p>
+    <w:p>
+      <w:pPr>
+        <w:pStyle w:val="BodyText"/>
+      </w:pPr>
+      <w:r>
+        <w:t xml:space="preserve">노아: 톰이 나와 같이 증언하고 싶어 해요.</w:t>
+      </w:r>
+      <w:r>
+        <w:t xml:space="preserve"> </w:t>
+      </w:r>
+      <w:r>
+        <w:t xml:space="preserve">“</w:t>
+      </w:r>
+      <w:r>
+        <w:t xml:space="preserve">오래 남는 결과</w:t>
+      </w:r>
+      <w:r>
+        <w:t xml:space="preserve">”</w:t>
+      </w:r>
+      <w:r>
+        <w:t xml:space="preserve"> </w:t>
+      </w:r>
+      <w:r>
+        <w:t xml:space="preserve">얘기를 했어요. 그리고 데스티니도.</w:t>
+      </w:r>
+    </w:p>
+    <w:p>
+      <w:pPr>
+        <w:pStyle w:val="BodyText"/>
+      </w:pPr>
+      <w:r>
+        <w:t xml:space="preserve">엘레나: …그녀 이름을 말했어요?</w:t>
+      </w:r>
+    </w:p>
+    <w:p>
+      <w:pPr>
+        <w:pStyle w:val="BodyText"/>
+      </w:pPr>
+      <w:r>
+        <w:t xml:space="preserve">노아: 내가 말했어요. 그는 일부러 잊었다고 했고요.</w:t>
+      </w:r>
+    </w:p>
+    <w:p>
+      <w:pPr>
+        <w:pStyle w:val="BodyText"/>
+      </w:pPr>
+      <w:r>
+        <w:t xml:space="preserve">엘레나: 노아, 8년 동안 그 사람을 미워하고 싶었고, 어떤 날은 정말 그랬어요. 하지만 진심이라면, 그는 우리가 가질 수 있는 가장 강력한 증인이에요. 의원들은 내가 그 말을 할 거라고 예상해요. 당신도요. 그걸 판 사람이 그 말을 하는 건 한 번도 들어 본 적이 없죠.</w:t>
+      </w:r>
+    </w:p>
+    <w:p>
+      <w:pPr>
+        <w:pStyle w:val="BodyText"/>
+      </w:pPr>
+      <w:r>
+        <w:t xml:space="preserve">노아: 그리고 진심이 아니라면요?</w:t>
+      </w:r>
+    </w:p>
+    <w:p>
+      <w:pPr>
+        <w:pStyle w:val="BodyText"/>
+      </w:pPr>
+      <w:r>
+        <w:t xml:space="preserve">엘레나: 그럼 선서하고 공개적으로 실패하겠죠. 어느 쪽이든 진실은 드러나요.</w:t>
+      </w:r>
+    </w:p>
+    <w:p>
+      <w:pPr>
+        <w:pStyle w:val="BodyText"/>
+      </w:pPr>
+      <w:r>
+        <w:t xml:space="preserve">노아: 하나 더. 그는 할 일이 필요해요. 새장이 아닌 일.</w:t>
+      </w:r>
+    </w:p>
+    <w:p>
+      <w:pPr>
+        <w:pStyle w:val="BodyText"/>
+      </w:pPr>
+      <w:r>
+        <w:t xml:space="preserve">엘레나: 환자 안전 연합. 내가 의장이에요. 무보수고, 베이라가 아니고, 상대편을 아는 사람이 필요해요.</w:t>
+      </w:r>
+    </w:p>
+    <w:p>
+      <w:pPr>
+        <w:pStyle w:val="BodyText"/>
+      </w:pPr>
+      <w:r>
+        <w:t xml:space="preserve">노아: 자문 역할. 일자리가 아니라.</w:t>
+      </w:r>
+    </w:p>
+    <w:p>
+      <w:pPr>
+        <w:pStyle w:val="BodyText"/>
+      </w:pPr>
+      <w:r>
+        <w:t xml:space="preserve">엘레나: 자문 역할. 그리고 내가 지켜볼 거라고 전해요. 친절하게. 하지만 지켜볼 거라고.</w:t>
+      </w:r>
+    </w:p>
+    <w:p>
+      <w:pPr>
+        <w:pStyle w:val="BodyText"/>
+      </w:pPr>
+      <w:r>
+        <w:t xml:space="preserve">노아: 톰. 답을 가져왔어요. 앉아요.</w:t>
+      </w:r>
+    </w:p>
+    <w:p>
+      <w:pPr>
+        <w:pStyle w:val="BodyText"/>
+      </w:pPr>
+      <w:r>
+        <w:t xml:space="preserve">톰: 조건 세 개겠지. 너희 회사는 늘 세 개더군.</w:t>
+      </w:r>
+    </w:p>
+    <w:p>
+      <w:pPr>
+        <w:pStyle w:val="BodyText"/>
+      </w:pPr>
+      <w:r>
+        <w:t xml:space="preserve">노아: 하나. 캐슬런 기밀은 아무것도 안 돼요. 공개된 사실과 본인 경험만. 둘. 12개월 동안 베이라의 돈도 일자리도 없어요. 아무도 우리가 당신을 샀다고 못 하게. 셋. 당신이 뭘 잘못했는지 직접, 당신 말로 해요. 할번이 한 게 아니라. 당신이 한 걸.</w:t>
+      </w:r>
+    </w:p>
+    <w:p>
+      <w:pPr>
+        <w:pStyle w:val="BodyText"/>
+      </w:pPr>
+      <w:r>
+        <w:t xml:space="preserve">톰: 세 번째가 제일 어렵군.</w:t>
+      </w:r>
+    </w:p>
+    <w:p>
+      <w:pPr>
+        <w:pStyle w:val="BodyText"/>
+      </w:pPr>
+      <w:r>
+        <w:t xml:space="preserve">노아: 그게 유일하게 중요한 거예요.</w:t>
+      </w:r>
+    </w:p>
+    <w:p>
+      <w:pPr>
+        <w:pStyle w:val="BodyText"/>
+      </w:pPr>
+      <w:r>
+        <w:t xml:space="preserve">톰: …받아들일게. 세 개 다.</w:t>
+      </w:r>
+    </w:p>
+    <w:p>
+      <w:pPr>
+        <w:pStyle w:val="BodyText"/>
+      </w:pPr>
+      <w:r>
+        <w:t xml:space="preserve">노아: 그리고 엘레나의 연합이 당신을 자문으로 원해요. 무보수. 당신을 지켜볼 거래요. 친절하게.</w:t>
+      </w:r>
+    </w:p>
+    <w:bookmarkEnd w:id="35"/>
+    <w:bookmarkStart w:id="36" w:name="마무리-오후-2시-1"/>
+    <w:p>
+      <w:pPr>
+        <w:pStyle w:val="Heading3"/>
+      </w:pPr>
+      <w:r>
+        <w:t xml:space="preserve">마무리 — 오후 2시</w:t>
+      </w:r>
+    </w:p>
+    <w:p>
+      <w:pPr>
+        <w:pStyle w:val="FirstParagraph"/>
+      </w:pPr>
+      <w:r>
+        <w:t xml:space="preserve">톰: 엘레나 루이즈가 자기 연합에 날 원한다. 10년 전엔 내 악수도 안 받았는데.</w:t>
+      </w:r>
+    </w:p>
+    <w:p>
+      <w:pPr>
+        <w:pStyle w:val="BodyText"/>
+      </w:pPr>
+      <w:r>
+        <w:t xml:space="preserve">노아: 악수를 안 받았다고요?</w:t>
+      </w:r>
+    </w:p>
+    <w:p>
+      <w:pPr>
+        <w:pStyle w:val="BodyText"/>
+      </w:pPr>
+      <w:r>
+        <w:t xml:space="preserve">톰: 학회에서. 모두가 보는 앞에서. 그럴 만했지.</w:t>
+      </w:r>
+    </w:p>
+    <w:p>
+      <w:pPr>
+        <w:pStyle w:val="BodyText"/>
+      </w:pPr>
+      <w:r>
+        <w:t xml:space="preserve">노아: 이제 당신이 원한 조언. 세 제안. 아무것도 받지 마요. 아직은.</w:t>
+      </w:r>
+    </w:p>
+    <w:p>
+      <w:pPr>
+        <w:pStyle w:val="BodyText"/>
+      </w:pPr>
+      <w:r>
+        <w:t xml:space="preserve">톰: 하나도? 난 예순하나야. 기다릴 시간이 없어.</w:t>
+      </w:r>
+    </w:p>
+    <w:p>
+      <w:pPr>
+        <w:pStyle w:val="BodyText"/>
+      </w:pPr>
+      <w:r>
+        <w:t xml:space="preserve">노아: 방금 브리스킷 때문에 두 시간을 기다렸잖아요. 시간 있어요. 먼저 증언해요. 직함 없는 당신이 누구인지 알아봐요. 그다음에 골라요. 사모펀드도 그대로 있을 거고. 중국 회사도 그대로 있을 거고. 캐슬런의 새장은 늘 거기 있을 거예요.</w:t>
+      </w:r>
+    </w:p>
+    <w:p>
+      <w:pPr>
+        <w:pStyle w:val="BodyText"/>
+      </w:pPr>
+      <w:r>
+        <w:t xml:space="preserve">톰: 좋은 조언이군. 짜증 날 만큼 좋아.</w:t>
+      </w:r>
+    </w:p>
+    <w:p>
+      <w:pPr>
+        <w:pStyle w:val="BodyText"/>
+      </w:pPr>
+      <w:r>
+        <w:t xml:space="preserve">노아: 좋은 스승들이 있었어요. 그중 한 명이 점심값을 내고 있죠.</w:t>
+      </w:r>
+    </w:p>
+    <w:p>
+      <w:pPr>
+        <w:pStyle w:val="BodyText"/>
+      </w:pPr>
+      <w:r>
+        <w:t xml:space="preserve">톰: 노아. 넌 내가 진짜 원하는 게 뭔지 물었어. 10년 동안 난 그걸 한 번도 묻지 않았지. 단 한 번도. 차고 시절에도, 라크스퍼에서도. 네가 뭘 받을지만 말했지. 뭐가 필요한지는 묻지 않았어.</w:t>
+      </w:r>
+    </w:p>
+    <w:p>
+      <w:pPr>
+        <w:pStyle w:val="BodyText"/>
+      </w:pPr>
+      <w:r>
+        <w:t xml:space="preserve">노아: 지금 물어도 돼요.</w:t>
+      </w:r>
+    </w:p>
+    <w:p>
+      <w:pPr>
+        <w:pStyle w:val="BodyText"/>
+      </w:pPr>
+      <w:r>
+        <w:t xml:space="preserve">톰: 너한테 필요한 게 뭐야, 노아?</w:t>
+      </w:r>
+    </w:p>
+    <w:p>
+      <w:pPr>
+        <w:pStyle w:val="BodyText"/>
+      </w:pPr>
+      <w:r>
+        <w:t xml:space="preserve">노아: 그 법안이 통과돼야 해요. 그리고 그 공청회에서 당신이 모든 말을 진심으로 해야 하고요.</w:t>
+      </w:r>
+    </w:p>
+    <w:p>
+      <w:pPr>
+        <w:pStyle w:val="BodyText"/>
+      </w:pPr>
+      <w:r>
+        <w:t xml:space="preserve">루스: 노아, 미안해요. 위원회가 날짜를 공지했어요. 2월 18일. 캐슬런이 반대 증언할 로비스트를 확정했대요.</w:t>
+      </w:r>
+    </w:p>
+    <w:p>
+      <w:pPr>
+        <w:pStyle w:val="BodyText"/>
+      </w:pPr>
+      <w:r>
+        <w:t xml:space="preserve">톰: 그럼 이번만은 캐슬런 맞은편에 앉겠군.</w:t>
+      </w:r>
+    </w:p>
+    <w:p>
+      <w:pPr>
+        <w:pStyle w:val="BodyText"/>
+      </w:pPr>
+      <w:r>
+        <w:t xml:space="preserve">노아: 그리고 나와 같은 편에. 이번엔, 같은 편.</w:t>
+      </w:r>
+    </w:p>
+    <w:bookmarkEnd w:id="36"/>
+    <w:bookmarkEnd w:id="37"/>
+    <w:bookmarkEnd w:id="38"/>
     <w:sectPr/>
   </w:body>
 </w:document>
@@ -4231,583 +4178,8 @@
       </w:pPr>
     </w:lvl>
   </w:abstractNum>
-  <w:abstractNum w:abstractNumId="99411">
-    <w:nsid w:val="A99411"/>
-    <w:multiLevelType w:val="multilevel"/>
-    <w:lvl w:ilvl="0">
-      <w:start w:val="1"/>
-      <w:numFmt w:val="decimal"/>
-      <w:lvlText w:val="%1."/>
-      <w:lvlJc w:val="left"/>
-      <w:pPr>
-        <w:ind w:left="720" w:hanging="480"/>
-      </w:pPr>
-    </w:lvl>
-    <w:lvl w:ilvl="1">
-      <w:start w:val="1"/>
-      <w:numFmt w:val="decimal"/>
-      <w:lvlText w:val="%2."/>
-      <w:lvlJc w:val="left"/>
-      <w:pPr>
-        <w:ind w:left="1440" w:hanging="480"/>
-      </w:pPr>
-    </w:lvl>
-    <w:lvl w:ilvl="2">
-      <w:start w:val="1"/>
-      <w:numFmt w:val="decimal"/>
-      <w:lvlText w:val="%3."/>
-      <w:lvlJc w:val="left"/>
-      <w:pPr>
-        <w:ind w:left="2160" w:hanging="480"/>
-      </w:pPr>
-    </w:lvl>
-    <w:lvl w:ilvl="3">
-      <w:start w:val="1"/>
-      <w:numFmt w:val="decimal"/>
-      <w:lvlText w:val="%4."/>
-      <w:lvlJc w:val="left"/>
-      <w:pPr>
-        <w:ind w:left="2880" w:hanging="480"/>
-      </w:pPr>
-    </w:lvl>
-    <w:lvl w:ilvl="4">
-      <w:start w:val="1"/>
-      <w:numFmt w:val="decimal"/>
-      <w:lvlText w:val="%5."/>
-      <w:lvlJc w:val="left"/>
-      <w:pPr>
-        <w:ind w:left="3600" w:hanging="480"/>
-      </w:pPr>
-    </w:lvl>
-    <w:lvl w:ilvl="5">
-      <w:start w:val="1"/>
-      <w:numFmt w:val="decimal"/>
-      <w:lvlText w:val="%6."/>
-      <w:lvlJc w:val="left"/>
-      <w:pPr>
-        <w:ind w:left="4320" w:hanging="480"/>
-      </w:pPr>
-    </w:lvl>
-    <w:lvl w:ilvl="6">
-      <w:start w:val="1"/>
-      <w:numFmt w:val="decimal"/>
-      <w:lvlText w:val="%7."/>
-      <w:lvlJc w:val="left"/>
-      <w:pPr>
-        <w:ind w:left="5040" w:hanging="480"/>
-      </w:pPr>
-    </w:lvl>
-    <w:lvl w:ilvl="7">
-      <w:start w:val="1"/>
-      <w:numFmt w:val="decimal"/>
-      <w:lvlText w:val="%8."/>
-      <w:lvlJc w:val="left"/>
-      <w:pPr>
-        <w:ind w:left="5760" w:hanging="480"/>
-      </w:pPr>
-    </w:lvl>
-    <w:lvl w:ilvl="8">
-      <w:start w:val="1"/>
-      <w:numFmt w:val="decimal"/>
-      <w:lvlText w:val="%9."/>
-      <w:lvlJc w:val="left"/>
-      <w:pPr>
-        <w:ind w:left="6480" w:hanging="480"/>
-      </w:pPr>
-    </w:lvl>
-  </w:abstractNum>
-  <w:abstractNum w:abstractNumId="994116">
-    <w:nsid w:val="A994116"/>
-    <w:multiLevelType w:val="multilevel"/>
-    <w:lvl w:ilvl="0">
-      <w:start w:val="16"/>
-      <w:numFmt w:val="decimal"/>
-      <w:lvlText w:val="%1."/>
-      <w:lvlJc w:val="left"/>
-      <w:pPr>
-        <w:ind w:left="720" w:hanging="480"/>
-      </w:pPr>
-    </w:lvl>
-    <w:lvl w:ilvl="1">
-      <w:start w:val="16"/>
-      <w:numFmt w:val="decimal"/>
-      <w:lvlText w:val="%2."/>
-      <w:lvlJc w:val="left"/>
-      <w:pPr>
-        <w:ind w:left="1440" w:hanging="480"/>
-      </w:pPr>
-    </w:lvl>
-    <w:lvl w:ilvl="2">
-      <w:start w:val="16"/>
-      <w:numFmt w:val="decimal"/>
-      <w:lvlText w:val="%3."/>
-      <w:lvlJc w:val="left"/>
-      <w:pPr>
-        <w:ind w:left="2160" w:hanging="480"/>
-      </w:pPr>
-    </w:lvl>
-    <w:lvl w:ilvl="3">
-      <w:start w:val="16"/>
-      <w:numFmt w:val="decimal"/>
-      <w:lvlText w:val="%4."/>
-      <w:lvlJc w:val="left"/>
-      <w:pPr>
-        <w:ind w:left="2880" w:hanging="480"/>
-      </w:pPr>
-    </w:lvl>
-    <w:lvl w:ilvl="4">
-      <w:start w:val="16"/>
-      <w:numFmt w:val="decimal"/>
-      <w:lvlText w:val="%5."/>
-      <w:lvlJc w:val="left"/>
-      <w:pPr>
-        <w:ind w:left="3600" w:hanging="480"/>
-      </w:pPr>
-    </w:lvl>
-    <w:lvl w:ilvl="5">
-      <w:start w:val="16"/>
-      <w:numFmt w:val="decimal"/>
-      <w:lvlText w:val="%6."/>
-      <w:lvlJc w:val="left"/>
-      <w:pPr>
-        <w:ind w:left="4320" w:hanging="480"/>
-      </w:pPr>
-    </w:lvl>
-    <w:lvl w:ilvl="6">
-      <w:start w:val="16"/>
-      <w:numFmt w:val="decimal"/>
-      <w:lvlText w:val="%7."/>
-      <w:lvlJc w:val="left"/>
-      <w:pPr>
-        <w:ind w:left="5040" w:hanging="480"/>
-      </w:pPr>
-    </w:lvl>
-    <w:lvl w:ilvl="7">
-      <w:start w:val="16"/>
-      <w:numFmt w:val="decimal"/>
-      <w:lvlText w:val="%8."/>
-      <w:lvlJc w:val="left"/>
-      <w:pPr>
-        <w:ind w:left="5760" w:hanging="480"/>
-      </w:pPr>
-    </w:lvl>
-    <w:lvl w:ilvl="8">
-      <w:start w:val="16"/>
-      <w:numFmt w:val="decimal"/>
-      <w:lvlText w:val="%9."/>
-      <w:lvlJc w:val="left"/>
-      <w:pPr>
-        <w:ind w:left="6480" w:hanging="480"/>
-      </w:pPr>
-    </w:lvl>
-  </w:abstractNum>
-  <w:abstractNum w:abstractNumId="994151">
-    <w:nsid w:val="A994151"/>
-    <w:multiLevelType w:val="multilevel"/>
-    <w:lvl w:ilvl="0">
-      <w:start w:val="51"/>
-      <w:numFmt w:val="decimal"/>
-      <w:lvlText w:val="%1."/>
-      <w:lvlJc w:val="left"/>
-      <w:pPr>
-        <w:ind w:left="720" w:hanging="480"/>
-      </w:pPr>
-    </w:lvl>
-    <w:lvl w:ilvl="1">
-      <w:start w:val="51"/>
-      <w:numFmt w:val="decimal"/>
-      <w:lvlText w:val="%2."/>
-      <w:lvlJc w:val="left"/>
-      <w:pPr>
-        <w:ind w:left="1440" w:hanging="480"/>
-      </w:pPr>
-    </w:lvl>
-    <w:lvl w:ilvl="2">
-      <w:start w:val="51"/>
-      <w:numFmt w:val="decimal"/>
-      <w:lvlText w:val="%3."/>
-      <w:lvlJc w:val="left"/>
-      <w:pPr>
-        <w:ind w:left="2160" w:hanging="480"/>
-      </w:pPr>
-    </w:lvl>
-    <w:lvl w:ilvl="3">
-      <w:start w:val="51"/>
-      <w:numFmt w:val="decimal"/>
-      <w:lvlText w:val="%4."/>
-      <w:lvlJc w:val="left"/>
-      <w:pPr>
-        <w:ind w:left="2880" w:hanging="480"/>
-      </w:pPr>
-    </w:lvl>
-    <w:lvl w:ilvl="4">
-      <w:start w:val="51"/>
-      <w:numFmt w:val="decimal"/>
-      <w:lvlText w:val="%5."/>
-      <w:lvlJc w:val="left"/>
-      <w:pPr>
-        <w:ind w:left="3600" w:hanging="480"/>
-      </w:pPr>
-    </w:lvl>
-    <w:lvl w:ilvl="5">
-      <w:start w:val="51"/>
-      <w:numFmt w:val="decimal"/>
-      <w:lvlText w:val="%6."/>
-      <w:lvlJc w:val="left"/>
-      <w:pPr>
-        <w:ind w:left="4320" w:hanging="480"/>
-      </w:pPr>
-    </w:lvl>
-    <w:lvl w:ilvl="6">
-      <w:start w:val="51"/>
-      <w:numFmt w:val="decimal"/>
-      <w:lvlText w:val="%7."/>
-      <w:lvlJc w:val="left"/>
-      <w:pPr>
-        <w:ind w:left="5040" w:hanging="480"/>
-      </w:pPr>
-    </w:lvl>
-    <w:lvl w:ilvl="7">
-      <w:start w:val="51"/>
-      <w:numFmt w:val="decimal"/>
-      <w:lvlText w:val="%8."/>
-      <w:lvlJc w:val="left"/>
-      <w:pPr>
-        <w:ind w:left="5760" w:hanging="480"/>
-      </w:pPr>
-    </w:lvl>
-    <w:lvl w:ilvl="8">
-      <w:start w:val="51"/>
-      <w:numFmt w:val="decimal"/>
-      <w:lvlText w:val="%9."/>
-      <w:lvlJc w:val="left"/>
-      <w:pPr>
-        <w:ind w:left="6480" w:hanging="480"/>
-      </w:pPr>
-    </w:lvl>
-  </w:abstractNum>
-  <w:abstractNum w:abstractNumId="994181">
-    <w:nsid w:val="A994181"/>
-    <w:multiLevelType w:val="multilevel"/>
-    <w:lvl w:ilvl="0">
-      <w:start w:val="81"/>
-      <w:numFmt w:val="decimal"/>
-      <w:lvlText w:val="%1."/>
-      <w:lvlJc w:val="left"/>
-      <w:pPr>
-        <w:ind w:left="720" w:hanging="480"/>
-      </w:pPr>
-    </w:lvl>
-    <w:lvl w:ilvl="1">
-      <w:start w:val="81"/>
-      <w:numFmt w:val="decimal"/>
-      <w:lvlText w:val="%2."/>
-      <w:lvlJc w:val="left"/>
-      <w:pPr>
-        <w:ind w:left="1440" w:hanging="480"/>
-      </w:pPr>
-    </w:lvl>
-    <w:lvl w:ilvl="2">
-      <w:start w:val="81"/>
-      <w:numFmt w:val="decimal"/>
-      <w:lvlText w:val="%3."/>
-      <w:lvlJc w:val="left"/>
-      <w:pPr>
-        <w:ind w:left="2160" w:hanging="480"/>
-      </w:pPr>
-    </w:lvl>
-    <w:lvl w:ilvl="3">
-      <w:start w:val="81"/>
-      <w:numFmt w:val="decimal"/>
-      <w:lvlText w:val="%4."/>
-      <w:lvlJc w:val="left"/>
-      <w:pPr>
-        <w:ind w:left="2880" w:hanging="480"/>
-      </w:pPr>
-    </w:lvl>
-    <w:lvl w:ilvl="4">
-      <w:start w:val="81"/>
-      <w:numFmt w:val="decimal"/>
-      <w:lvlText w:val="%5."/>
-      <w:lvlJc w:val="left"/>
-      <w:pPr>
-        <w:ind w:left="3600" w:hanging="480"/>
-      </w:pPr>
-    </w:lvl>
-    <w:lvl w:ilvl="5">
-      <w:start w:val="81"/>
-      <w:numFmt w:val="decimal"/>
-      <w:lvlText w:val="%6."/>
-      <w:lvlJc w:val="left"/>
-      <w:pPr>
-        <w:ind w:left="4320" w:hanging="480"/>
-      </w:pPr>
-    </w:lvl>
-    <w:lvl w:ilvl="6">
-      <w:start w:val="81"/>
-      <w:numFmt w:val="decimal"/>
-      <w:lvlText w:val="%7."/>
-      <w:lvlJc w:val="left"/>
-      <w:pPr>
-        <w:ind w:left="5040" w:hanging="480"/>
-      </w:pPr>
-    </w:lvl>
-    <w:lvl w:ilvl="7">
-      <w:start w:val="81"/>
-      <w:numFmt w:val="decimal"/>
-      <w:lvlText w:val="%8."/>
-      <w:lvlJc w:val="left"/>
-      <w:pPr>
-        <w:ind w:left="5760" w:hanging="480"/>
-      </w:pPr>
-    </w:lvl>
-    <w:lvl w:ilvl="8">
-      <w:start w:val="81"/>
-      <w:numFmt w:val="decimal"/>
-      <w:lvlText w:val="%9."/>
-      <w:lvlJc w:val="left"/>
-      <w:pPr>
-        <w:ind w:left="6480" w:hanging="480"/>
-      </w:pPr>
-    </w:lvl>
-  </w:abstractNum>
-  <w:abstractNum w:abstractNumId="9941106">
-    <w:nsid w:val="A9941106"/>
-    <w:multiLevelType w:val="multilevel"/>
-    <w:lvl w:ilvl="0">
-      <w:start w:val="106"/>
-      <w:numFmt w:val="decimal"/>
-      <w:lvlText w:val="%1."/>
-      <w:lvlJc w:val="left"/>
-      <w:pPr>
-        <w:ind w:left="720" w:hanging="480"/>
-      </w:pPr>
-    </w:lvl>
-    <w:lvl w:ilvl="1">
-      <w:start w:val="106"/>
-      <w:numFmt w:val="decimal"/>
-      <w:lvlText w:val="%2."/>
-      <w:lvlJc w:val="left"/>
-      <w:pPr>
-        <w:ind w:left="1440" w:hanging="480"/>
-      </w:pPr>
-    </w:lvl>
-    <w:lvl w:ilvl="2">
-      <w:start w:val="106"/>
-      <w:numFmt w:val="decimal"/>
-      <w:lvlText w:val="%3."/>
-      <w:lvlJc w:val="left"/>
-      <w:pPr>
-        <w:ind w:left="2160" w:hanging="480"/>
-      </w:pPr>
-    </w:lvl>
-    <w:lvl w:ilvl="3">
-      <w:start w:val="106"/>
-      <w:numFmt w:val="decimal"/>
-      <w:lvlText w:val="%4."/>
-      <w:lvlJc w:val="left"/>
-      <w:pPr>
-        <w:ind w:left="2880" w:hanging="480"/>
-      </w:pPr>
-    </w:lvl>
-    <w:lvl w:ilvl="4">
-      <w:start w:val="106"/>
-      <w:numFmt w:val="decimal"/>
-      <w:lvlText w:val="%5."/>
-      <w:lvlJc w:val="left"/>
-      <w:pPr>
-        <w:ind w:left="3600" w:hanging="480"/>
-      </w:pPr>
-    </w:lvl>
-    <w:lvl w:ilvl="5">
-      <w:start w:val="106"/>
-      <w:numFmt w:val="decimal"/>
-      <w:lvlText w:val="%6."/>
-      <w:lvlJc w:val="left"/>
-      <w:pPr>
-        <w:ind w:left="4320" w:hanging="480"/>
-      </w:pPr>
-    </w:lvl>
-    <w:lvl w:ilvl="6">
-      <w:start w:val="106"/>
-      <w:numFmt w:val="decimal"/>
-      <w:lvlText w:val="%7."/>
-      <w:lvlJc w:val="left"/>
-      <w:pPr>
-        <w:ind w:left="5040" w:hanging="480"/>
-      </w:pPr>
-    </w:lvl>
-    <w:lvl w:ilvl="7">
-      <w:start w:val="106"/>
-      <w:numFmt w:val="decimal"/>
-      <w:lvlText w:val="%8."/>
-      <w:lvlJc w:val="left"/>
-      <w:pPr>
-        <w:ind w:left="5760" w:hanging="480"/>
-      </w:pPr>
-    </w:lvl>
-    <w:lvl w:ilvl="8">
-      <w:start w:val="106"/>
-      <w:numFmt w:val="decimal"/>
-      <w:lvlText w:val="%9."/>
-      <w:lvlJc w:val="left"/>
-      <w:pPr>
-        <w:ind w:left="6480" w:hanging="480"/>
-      </w:pPr>
-    </w:lvl>
-  </w:abstractNum>
   <w:num w:numId="1000">
     <w:abstractNumId w:val="990"/>
-  </w:num>
-  <w:num w:numId="1001">
-    <w:abstractNumId w:val="99411"/>
-    <w:lvlOverride w:ilvl="0">
-      <w:startOverride w:val="1"/>
-    </w:lvlOverride>
-    <w:lvlOverride w:ilvl="1">
-      <w:startOverride w:val="1"/>
-    </w:lvlOverride>
-    <w:lvlOverride w:ilvl="2">
-      <w:startOverride w:val="1"/>
-    </w:lvlOverride>
-    <w:lvlOverride w:ilvl="3">
-      <w:startOverride w:val="1"/>
-    </w:lvlOverride>
-    <w:lvlOverride w:ilvl="4">
-      <w:startOverride w:val="1"/>
-    </w:lvlOverride>
-    <w:lvlOverride w:ilvl="5">
-      <w:startOverride w:val="1"/>
-    </w:lvlOverride>
-    <w:lvlOverride w:ilvl="6">
-      <w:startOverride w:val="1"/>
-    </w:lvlOverride>
-    <w:lvlOverride w:ilvl="7">
-      <w:startOverride w:val="1"/>
-    </w:lvlOverride>
-    <w:lvlOverride w:ilvl="8">
-      <w:startOverride w:val="1"/>
-    </w:lvlOverride>
-  </w:num>
-  <w:num w:numId="1002">
-    <w:abstractNumId w:val="994116"/>
-    <w:lvlOverride w:ilvl="0">
-      <w:startOverride w:val="16"/>
-    </w:lvlOverride>
-    <w:lvlOverride w:ilvl="1">
-      <w:startOverride w:val="16"/>
-    </w:lvlOverride>
-    <w:lvlOverride w:ilvl="2">
-      <w:startOverride w:val="16"/>
-    </w:lvlOverride>
-    <w:lvlOverride w:ilvl="3">
-      <w:startOverride w:val="16"/>
-    </w:lvlOverride>
-    <w:lvlOverride w:ilvl="4">
-      <w:startOverride w:val="16"/>
-    </w:lvlOverride>
-    <w:lvlOverride w:ilvl="5">
-      <w:startOverride w:val="16"/>
-    </w:lvlOverride>
-    <w:lvlOverride w:ilvl="6">
-      <w:startOverride w:val="16"/>
-    </w:lvlOverride>
-    <w:lvlOverride w:ilvl="7">
-      <w:startOverride w:val="16"/>
-    </w:lvlOverride>
-    <w:lvlOverride w:ilvl="8">
-      <w:startOverride w:val="16"/>
-    </w:lvlOverride>
-  </w:num>
-  <w:num w:numId="1003">
-    <w:abstractNumId w:val="994151"/>
-    <w:lvlOverride w:ilvl="0">
-      <w:startOverride w:val="51"/>
-    </w:lvlOverride>
-    <w:lvlOverride w:ilvl="1">
-      <w:startOverride w:val="51"/>
-    </w:lvlOverride>
-    <w:lvlOverride w:ilvl="2">
-      <w:startOverride w:val="51"/>
-    </w:lvlOverride>
-    <w:lvlOverride w:ilvl="3">
-      <w:startOverride w:val="51"/>
-    </w:lvlOverride>
-    <w:lvlOverride w:ilvl="4">
-      <w:startOverride w:val="51"/>
-    </w:lvlOverride>
-    <w:lvlOverride w:ilvl="5">
-      <w:startOverride w:val="51"/>
-    </w:lvlOverride>
-    <w:lvlOverride w:ilvl="6">
-      <w:startOverride w:val="51"/>
-    </w:lvlOverride>
-    <w:lvlOverride w:ilvl="7">
-      <w:startOverride w:val="51"/>
-    </w:lvlOverride>
-    <w:lvlOverride w:ilvl="8">
-      <w:startOverride w:val="51"/>
-    </w:lvlOverride>
-  </w:num>
-  <w:num w:numId="1004">
-    <w:abstractNumId w:val="994181"/>
-    <w:lvlOverride w:ilvl="0">
-      <w:startOverride w:val="81"/>
-    </w:lvlOverride>
-    <w:lvlOverride w:ilvl="1">
-      <w:startOverride w:val="81"/>
-    </w:lvlOverride>
-    <w:lvlOverride w:ilvl="2">
-      <w:startOverride w:val="81"/>
-    </w:lvlOverride>
-    <w:lvlOverride w:ilvl="3">
-      <w:startOverride w:val="81"/>
-    </w:lvlOverride>
-    <w:lvlOverride w:ilvl="4">
-      <w:startOverride w:val="81"/>
-    </w:lvlOverride>
-    <w:lvlOverride w:ilvl="5">
-      <w:startOverride w:val="81"/>
-    </w:lvlOverride>
-    <w:lvlOverride w:ilvl="6">
-      <w:startOverride w:val="81"/>
-    </w:lvlOverride>
-    <w:lvlOverride w:ilvl="7">
-      <w:startOverride w:val="81"/>
-    </w:lvlOverride>
-    <w:lvlOverride w:ilvl="8">
-      <w:startOverride w:val="81"/>
-    </w:lvlOverride>
-  </w:num>
-  <w:num w:numId="1005">
-    <w:abstractNumId w:val="9941106"/>
-    <w:lvlOverride w:ilvl="0">
-      <w:startOverride w:val="106"/>
-    </w:lvlOverride>
-    <w:lvlOverride w:ilvl="1">
-      <w:startOverride w:val="106"/>
-    </w:lvlOverride>
-    <w:lvlOverride w:ilvl="2">
-      <w:startOverride w:val="106"/>
-    </w:lvlOverride>
-    <w:lvlOverride w:ilvl="3">
-      <w:startOverride w:val="106"/>
-    </w:lvlOverride>
-    <w:lvlOverride w:ilvl="4">
-      <w:startOverride w:val="106"/>
-    </w:lvlOverride>
-    <w:lvlOverride w:ilvl="5">
-      <w:startOverride w:val="106"/>
-    </w:lvlOverride>
-    <w:lvlOverride w:ilvl="6">
-      <w:startOverride w:val="106"/>
-    </w:lvlOverride>
-    <w:lvlOverride w:ilvl="7">
-      <w:startOverride w:val="106"/>
-    </w:lvlOverride>
-    <w:lvlOverride w:ilvl="8">
-      <w:startOverride w:val="106"/>
-    </w:lvlOverride>
   </w:num>
 </w:numbering>
 </file>
